--- a/video-film-editing/output/05 3.3b Nota Pembelajaran (Kertas Penerangan)/Core Abilities L1-L3 (format JPK)/KP-CA-04 KP2.1 HONESTY AND INTEGRITY (Kejujuran dan Int (IT-072).docx
+++ b/video-film-editing/output/05 3.3b Nota Pembelajaran (Kertas Penerangan)/Core Abilities L1-L3 (format JPK)/KP-CA-04 KP2.1 HONESTY AND INTEGRITY (Kejujuran dan Int (IT-072).docx
@@ -2,84 +2,686 @@
 <file path=word/document.xml><?xml version="1.0" encoding="utf-8"?>
 <w:document xmlns:wpc="http://schemas.microsoft.com/office/word/2010/wordprocessingCanvas" xmlns:mo="http://schemas.microsoft.com/office/mac/office/2008/main" xmlns:mc="http://schemas.openxmlformats.org/markup-compatibility/2006" xmlns:mv="urn:schemas-microsoft-com:mac:vml" xmlns:o="urn:schemas-microsoft-com:office:office" xmlns:r="http://schemas.openxmlformats.org/officeDocument/2006/relationships" xmlns:m="http://schemas.openxmlformats.org/officeDocument/2006/math" xmlns:v="urn:schemas-microsoft-com:vml" xmlns:wp14="http://schemas.microsoft.com/office/word/2010/wordprocessingDrawing" xmlns:wp="http://schemas.openxmlformats.org/drawingml/2006/wordprocessingDrawing" xmlns:w10="urn:schemas-microsoft-com:office:word" xmlns:w="http://schemas.openxmlformats.org/wordprocessingml/2006/main" xmlns:w14="http://schemas.microsoft.com/office/word/2010/wordml" xmlns:wpg="http://schemas.microsoft.com/office/word/2010/wordprocessingGroup" xmlns:wpi="http://schemas.microsoft.com/office/word/2010/wordprocessingInk" xmlns:wne="http://schemas.microsoft.com/office/word/2006/wordml" xmlns:wps="http://schemas.microsoft.com/office/word/2010/wordprocessingShape" mc:Ignorable="w14 wp14">
   <w:body>
+    <w:tbl>
+      <w:tblPr>
+        <w:tblW w:type="auto" w:w="0"/>
+        <w:jc w:val="center"/>
+        <w:tblLook w:firstColumn="1" w:firstRow="1" w:lastColumn="0" w:lastRow="0" w:noHBand="0" w:noVBand="1" w:val="04A0"/>
+        <w:tblBorders>
+          <w:top w:val="single" w:sz="4" w:space="0" w:color="000000"/>
+          <w:left w:val="single" w:sz="4" w:space="0" w:color="000000"/>
+          <w:bottom w:val="single" w:sz="4" w:space="0" w:color="000000"/>
+          <w:right w:val="single" w:sz="4" w:space="0" w:color="000000"/>
+          <w:insideH w:val="single" w:sz="4" w:space="0" w:color="000000"/>
+          <w:insideV w:val="single" w:sz="4" w:space="0" w:color="000000"/>
+        </w:tblBorders>
+      </w:tblPr>
+      <w:tblGrid>
+        <w:gridCol w:w="3213"/>
+        <w:gridCol w:w="3213"/>
+        <w:gridCol w:w="3213"/>
+      </w:tblGrid>
+      <w:tr>
+        <w:tc>
+          <w:tcPr>
+            <w:tcW w:type="dxa" w:w="2551"/>
+            <w:vAlign w:val="center"/>
+            <w:tcMar>
+              <w:top w:w="40" w:type="dxa"/>
+              <w:bottom w:w="40" w:type="dxa"/>
+              <w:start w:w="80" w:type="dxa"/>
+              <w:end w:w="80" w:type="dxa"/>
+            </w:tcMar>
+          </w:tcPr>
+          <w:p>
+            <w:pPr>
+              <w:jc w:val="left"/>
+            </w:pPr>
+            <w:r>
+              <w:drawing>
+                <wp:inline xmlns:a="http://schemas.openxmlformats.org/drawingml/2006/main" xmlns:pic="http://schemas.openxmlformats.org/drawingml/2006/picture">
+                  <wp:extent cx="885785" cy="1404000"/>
+                  <wp:docPr id="1" name="Picture 1"/>
+                  <wp:cNvGraphicFramePr>
+                    <a:graphicFrameLocks noChangeAspect="1"/>
+                  </wp:cNvGraphicFramePr>
+                  <a:graphic>
+                    <a:graphicData uri="http://schemas.openxmlformats.org/drawingml/2006/picture">
+                      <pic:pic>
+                        <pic:nvPicPr>
+                          <pic:cNvPr id="0" name="jpk-logo-official.png"/>
+                          <pic:cNvPicPr/>
+                        </pic:nvPicPr>
+                        <pic:blipFill>
+                          <a:blip r:embed="rId13"/>
+                          <a:stretch>
+                            <a:fillRect/>
+                          </a:stretch>
+                        </pic:blipFill>
+                        <pic:spPr>
+                          <a:xfrm>
+                            <a:off x="0" y="0"/>
+                            <a:ext cx="885785" cy="1404000"/>
+                          </a:xfrm>
+                          <a:prstGeom prst="rect"/>
+                        </pic:spPr>
+                      </pic:pic>
+                    </a:graphicData>
+                  </a:graphic>
+                </wp:inline>
+              </w:drawing>
+            </w:r>
+          </w:p>
+        </w:tc>
+        <w:tc>
+          <w:tcPr>
+            <w:tcW w:type="dxa" w:w="2268"/>
+            <w:gridSpan w:val="2"/>
+            <w:tcMar>
+              <w:top w:w="40" w:type="dxa"/>
+              <w:bottom w:w="40" w:type="dxa"/>
+              <w:start w:w="80" w:type="dxa"/>
+              <w:end w:w="80" w:type="dxa"/>
+            </w:tcMar>
+            <w:tcMar>
+              <w:top w:w="40" w:type="dxa"/>
+              <w:bottom w:w="40" w:type="dxa"/>
+              <w:start w:w="80" w:type="dxa"/>
+              <w:end w:w="80" w:type="dxa"/>
+            </w:tcMar>
+          </w:tcPr>
+          <w:p>
+            <w:r/>
+            <w:r>
+              <w:rPr>
+                <w:rFonts w:ascii="Arial" w:hAnsi="Arial"/>
+                <w:b/>
+                <w:sz w:val="22"/>
+              </w:rPr>
+              <w:t>JABATAN PEMBANGUNAN KEMAHIRAN</w:t>
+            </w:r>
+          </w:p>
+          <w:p>
+            <w:r>
+              <w:rPr>
+                <w:rFonts w:ascii="Arial" w:hAnsi="Arial"/>
+                <w:b/>
+                <w:sz w:val="22"/>
+              </w:rPr>
+              <w:t>KEMENTERIAN SUMBER MANUSIA</w:t>
+            </w:r>
+          </w:p>
+          <w:p>
+            <w:r>
+              <w:rPr>
+                <w:rFonts w:ascii="Arial" w:hAnsi="Arial"/>
+                <w:b/>
+                <w:sz w:val="22"/>
+              </w:rPr>
+              <w:t>ARAS 7 &amp; 8 BLOK D4, KOMPLEK D</w:t>
+            </w:r>
+          </w:p>
+          <w:p>
+            <w:r>
+              <w:rPr>
+                <w:rFonts w:ascii="Arial" w:hAnsi="Arial"/>
+                <w:b/>
+                <w:sz w:val="22"/>
+              </w:rPr>
+              <w:t>PUSAT PENTADBIRAN KERAJAAN PERSEKUTUAN</w:t>
+            </w:r>
+          </w:p>
+          <w:p>
+            <w:r>
+              <w:rPr>
+                <w:rFonts w:ascii="Arial" w:hAnsi="Arial"/>
+                <w:b/>
+                <w:sz w:val="22"/>
+              </w:rPr>
+              <w:t>62530 PUTRAJAYA</w:t>
+            </w:r>
+          </w:p>
+          <w:p/>
+          <w:p>
+            <w:r>
+              <w:rPr>
+                <w:rFonts w:ascii="Arial" w:hAnsi="Arial"/>
+                <w:b/>
+                <w:sz w:val="40"/>
+              </w:rPr>
+              <w:t>KERTAS PENERANGAN</w:t>
+            </w:r>
+          </w:p>
+          <w:p>
+            <w:r>
+              <w:rPr>
+                <w:rFonts w:ascii="Arial" w:hAnsi="Arial"/>
+                <w:b/>
+                <w:sz w:val="24"/>
+              </w:rPr>
+              <w:t>(</w:t>
+            </w:r>
+            <w:r>
+              <w:rPr>
+                <w:rFonts w:ascii="Arial" w:hAnsi="Arial"/>
+                <w:b/>
+                <w:i/>
+                <w:sz w:val="24"/>
+              </w:rPr>
+              <w:t>INFORMATION SHEET</w:t>
+            </w:r>
+            <w:r>
+              <w:rPr>
+                <w:rFonts w:ascii="Arial" w:hAnsi="Arial"/>
+                <w:b/>
+                <w:sz w:val="24"/>
+              </w:rPr>
+              <w:t>)</w:t>
+            </w:r>
+          </w:p>
+        </w:tc>
+      </w:tr>
+      <w:tr>
+        <w:tc>
+          <w:tcPr>
+            <w:tcW w:type="dxa" w:w="2551"/>
+            <w:tcMar>
+              <w:top w:w="40" w:type="dxa"/>
+              <w:bottom w:w="40" w:type="dxa"/>
+              <w:start w:w="80" w:type="dxa"/>
+              <w:end w:w="80" w:type="dxa"/>
+            </w:tcMar>
+          </w:tcPr>
+          <w:p>
+            <w:r/>
+            <w:r>
+              <w:rPr>
+                <w:rFonts w:ascii="Arial" w:hAnsi="Arial"/>
+                <w:b/>
+                <w:sz w:val="22"/>
+              </w:rPr>
+              <w:t xml:space="preserve">KOD DAN NAMA PROGRAM / </w:t>
+            </w:r>
+            <w:r>
+              <w:rPr>
+                <w:rFonts w:ascii="Arial" w:hAnsi="Arial"/>
+                <w:b/>
+                <w:i/>
+                <w:sz w:val="22"/>
+              </w:rPr>
+              <w:t>PROGRAM'S CODE AND NAME</w:t>
+            </w:r>
+          </w:p>
+        </w:tc>
+        <w:tc>
+          <w:tcPr>
+            <w:tcW w:type="dxa" w:w="2268"/>
+            <w:gridSpan w:val="2"/>
+            <w:tcMar>
+              <w:top w:w="40" w:type="dxa"/>
+              <w:bottom w:w="40" w:type="dxa"/>
+              <w:start w:w="80" w:type="dxa"/>
+              <w:end w:w="80" w:type="dxa"/>
+            </w:tcMar>
+            <w:tcMar>
+              <w:top w:w="40" w:type="dxa"/>
+              <w:bottom w:w="40" w:type="dxa"/>
+              <w:start w:w="80" w:type="dxa"/>
+              <w:end w:w="80" w:type="dxa"/>
+            </w:tcMar>
+          </w:tcPr>
+          <w:p>
+            <w:r/>
+            <w:r>
+              <w:rPr>
+                <w:rFonts w:ascii="Arial" w:hAnsi="Arial"/>
+                <w:b/>
+                <w:i w:val="0"/>
+                <w:sz w:val="22"/>
+              </w:rPr>
+              <w:t>Z-009-1:2015 CORE ABILITIES (untuk program IT-072-3:2012 VIDEO / FILM (EDITING))</w:t>
+            </w:r>
+          </w:p>
+        </w:tc>
+      </w:tr>
+      <w:tr>
+        <w:tc>
+          <w:tcPr>
+            <w:tcW w:type="dxa" w:w="2551"/>
+            <w:tcMar>
+              <w:top w:w="40" w:type="dxa"/>
+              <w:bottom w:w="40" w:type="dxa"/>
+              <w:start w:w="80" w:type="dxa"/>
+              <w:end w:w="80" w:type="dxa"/>
+            </w:tcMar>
+          </w:tcPr>
+          <w:p>
+            <w:r/>
+            <w:r>
+              <w:rPr>
+                <w:rFonts w:ascii="Arial" w:hAnsi="Arial"/>
+                <w:b/>
+                <w:sz w:val="22"/>
+              </w:rPr>
+              <w:t xml:space="preserve">TAHAP / </w:t>
+            </w:r>
+            <w:r>
+              <w:rPr>
+                <w:rFonts w:ascii="Arial" w:hAnsi="Arial"/>
+                <w:b/>
+                <w:i/>
+                <w:sz w:val="22"/>
+              </w:rPr>
+              <w:t>LEVEL</w:t>
+            </w:r>
+          </w:p>
+        </w:tc>
+        <w:tc>
+          <w:tcPr>
+            <w:tcW w:type="dxa" w:w="2268"/>
+            <w:gridSpan w:val="2"/>
+            <w:tcMar>
+              <w:top w:w="40" w:type="dxa"/>
+              <w:bottom w:w="40" w:type="dxa"/>
+              <w:start w:w="80" w:type="dxa"/>
+              <w:end w:w="80" w:type="dxa"/>
+            </w:tcMar>
+            <w:tcMar>
+              <w:top w:w="40" w:type="dxa"/>
+              <w:bottom w:w="40" w:type="dxa"/>
+              <w:start w:w="80" w:type="dxa"/>
+              <w:end w:w="80" w:type="dxa"/>
+            </w:tcMar>
+          </w:tcPr>
+          <w:p>
+            <w:r/>
+            <w:r>
+              <w:rPr>
+                <w:rFonts w:ascii="Arial" w:hAnsi="Arial"/>
+                <w:b/>
+                <w:i w:val="0"/>
+                <w:sz w:val="22"/>
+              </w:rPr>
+              <w:t>1</w:t>
+            </w:r>
+          </w:p>
+        </w:tc>
+      </w:tr>
+      <w:tr>
+        <w:tc>
+          <w:tcPr>
+            <w:tcW w:type="dxa" w:w="2551"/>
+            <w:tcMar>
+              <w:top w:w="40" w:type="dxa"/>
+              <w:bottom w:w="40" w:type="dxa"/>
+              <w:start w:w="80" w:type="dxa"/>
+              <w:end w:w="80" w:type="dxa"/>
+            </w:tcMar>
+          </w:tcPr>
+          <w:p>
+            <w:r/>
+            <w:r>
+              <w:rPr>
+                <w:rFonts w:ascii="Arial" w:hAnsi="Arial"/>
+                <w:b/>
+                <w:sz w:val="22"/>
+              </w:rPr>
+              <w:t xml:space="preserve">NO. DAN TAJUK KEBOLEHAN TERAS / </w:t>
+            </w:r>
+            <w:r>
+              <w:rPr>
+                <w:rFonts w:ascii="Arial" w:hAnsi="Arial"/>
+                <w:b/>
+                <w:i/>
+                <w:sz w:val="22"/>
+              </w:rPr>
+              <w:t>CORE ABILITY NO. AND TITLE</w:t>
+            </w:r>
+          </w:p>
+        </w:tc>
+        <w:tc>
+          <w:tcPr>
+            <w:tcW w:type="dxa" w:w="2268"/>
+            <w:gridSpan w:val="2"/>
+            <w:tcMar>
+              <w:top w:w="40" w:type="dxa"/>
+              <w:bottom w:w="40" w:type="dxa"/>
+              <w:start w:w="80" w:type="dxa"/>
+              <w:end w:w="80" w:type="dxa"/>
+            </w:tcMar>
+            <w:tcMar>
+              <w:top w:w="40" w:type="dxa"/>
+              <w:bottom w:w="40" w:type="dxa"/>
+              <w:start w:w="80" w:type="dxa"/>
+              <w:end w:w="80" w:type="dxa"/>
+            </w:tcMar>
+          </w:tcPr>
+          <w:p>
+            <w:r/>
+            <w:r>
+              <w:rPr>
+                <w:rFonts w:ascii="Arial" w:hAnsi="Arial"/>
+                <w:b/>
+                <w:i w:val="0"/>
+                <w:sz w:val="22"/>
+              </w:rPr>
+              <w:t>CA02 PERSONAL BEHAVIOUR SKILL</w:t>
+            </w:r>
+          </w:p>
+        </w:tc>
+      </w:tr>
+      <w:tr>
+        <w:tc>
+          <w:tcPr>
+            <w:tcW w:type="dxa" w:w="2551"/>
+            <w:tcMar>
+              <w:top w:w="40" w:type="dxa"/>
+              <w:bottom w:w="40" w:type="dxa"/>
+              <w:start w:w="80" w:type="dxa"/>
+              <w:end w:w="80" w:type="dxa"/>
+            </w:tcMar>
+          </w:tcPr>
+          <w:p>
+            <w:r/>
+            <w:r>
+              <w:rPr>
+                <w:rFonts w:ascii="Arial" w:hAnsi="Arial"/>
+                <w:b/>
+                <w:sz w:val="22"/>
+              </w:rPr>
+              <w:t xml:space="preserve">NO. DAN PENYATAAN KEBOLEHAN / </w:t>
+            </w:r>
+            <w:r>
+              <w:rPr>
+                <w:rFonts w:ascii="Arial" w:hAnsi="Arial"/>
+                <w:b/>
+                <w:i/>
+                <w:sz w:val="22"/>
+              </w:rPr>
+              <w:t>ABILITY NO. AND STATEMENT</w:t>
+            </w:r>
+          </w:p>
+        </w:tc>
+        <w:tc>
+          <w:tcPr>
+            <w:tcW w:type="dxa" w:w="2268"/>
+            <w:gridSpan w:val="2"/>
+            <w:tcMar>
+              <w:top w:w="40" w:type="dxa"/>
+              <w:bottom w:w="40" w:type="dxa"/>
+              <w:start w:w="80" w:type="dxa"/>
+              <w:end w:w="80" w:type="dxa"/>
+            </w:tcMar>
+            <w:tcMar>
+              <w:top w:w="40" w:type="dxa"/>
+              <w:bottom w:w="40" w:type="dxa"/>
+              <w:start w:w="80" w:type="dxa"/>
+              <w:end w:w="80" w:type="dxa"/>
+            </w:tcMar>
+          </w:tcPr>
+          <w:p>
+            <w:r/>
+            <w:r>
+              <w:rPr>
+                <w:rFonts w:ascii="Arial" w:hAnsi="Arial"/>
+                <w:b/>
+                <w:i w:val="0"/>
+                <w:sz w:val="22"/>
+              </w:rPr>
+              <w:t>02.01 DEMONSTRATE HONESTY AND INTEGRITY</w:t>
+            </w:r>
+          </w:p>
+        </w:tc>
+      </w:tr>
+      <w:tr>
+        <w:tc>
+          <w:tcPr>
+            <w:tcW w:type="dxa" w:w="2551"/>
+            <w:tcMar>
+              <w:top w:w="40" w:type="dxa"/>
+              <w:bottom w:w="40" w:type="dxa"/>
+              <w:start w:w="80" w:type="dxa"/>
+              <w:end w:w="80" w:type="dxa"/>
+            </w:tcMar>
+          </w:tcPr>
+          <w:p>
+            <w:r/>
+            <w:r>
+              <w:rPr>
+                <w:rFonts w:ascii="Arial" w:hAnsi="Arial"/>
+                <w:b/>
+                <w:sz w:val="22"/>
+              </w:rPr>
+              <w:t xml:space="preserve">NO. KOD / </w:t>
+            </w:r>
+            <w:r>
+              <w:rPr>
+                <w:rFonts w:ascii="Arial" w:hAnsi="Arial"/>
+                <w:b/>
+                <w:i/>
+                <w:sz w:val="22"/>
+              </w:rPr>
+              <w:t>CODE NO.</w:t>
+            </w:r>
+          </w:p>
+        </w:tc>
+        <w:tc>
+          <w:tcPr>
+            <w:tcW w:type="dxa" w:w="4819"/>
+            <w:tcMar>
+              <w:top w:w="40" w:type="dxa"/>
+              <w:bottom w:w="40" w:type="dxa"/>
+              <w:start w:w="80" w:type="dxa"/>
+              <w:end w:w="80" w:type="dxa"/>
+            </w:tcMar>
+          </w:tcPr>
+          <w:p>
+            <w:r/>
+            <w:r>
+              <w:rPr>
+                <w:rFonts w:ascii="Arial" w:hAnsi="Arial"/>
+                <w:b/>
+                <w:i w:val="0"/>
+                <w:sz w:val="22"/>
+              </w:rPr>
+              <w:t>Z-009-1:2015-M02/P(1/3)</w:t>
+            </w:r>
+          </w:p>
+        </w:tc>
+        <w:tc>
+          <w:tcPr>
+            <w:tcW w:type="dxa" w:w="2268"/>
+            <w:tcMar>
+              <w:top w:w="40" w:type="dxa"/>
+              <w:bottom w:w="40" w:type="dxa"/>
+              <w:start w:w="80" w:type="dxa"/>
+              <w:end w:w="80" w:type="dxa"/>
+            </w:tcMar>
+          </w:tcPr>
+          <w:p>
+            <w:r/>
+            <w:r>
+              <w:rPr>
+                <w:rFonts w:ascii="Arial" w:hAnsi="Arial"/>
+                <w:b/>
+                <w:sz w:val="22"/>
+              </w:rPr>
+              <w:t xml:space="preserve">Mukasurat / </w:t>
+            </w:r>
+            <w:r>
+              <w:rPr>
+                <w:rFonts w:ascii="Arial" w:hAnsi="Arial"/>
+                <w:b/>
+                <w:i/>
+                <w:sz w:val="22"/>
+              </w:rPr>
+              <w:t>Page</w:t>
+            </w:r>
+            <w:r>
+              <w:rPr>
+                <w:rFonts w:ascii="Arial" w:hAnsi="Arial"/>
+                <w:b/>
+                <w:sz w:val="22"/>
+              </w:rPr>
+              <w:t xml:space="preserve"> : </w:t>
+            </w:r>
+            <w:r>
+              <w:rPr>
+                <w:rFonts w:ascii="Arial" w:hAnsi="Arial"/>
+                <w:b/>
+                <w:sz w:val="22"/>
+              </w:rPr>
+              <w:fldChar w:fldCharType="begin"/>
+              <w:instrText xml:space="preserve">PAGE</w:instrText>
+              <w:fldChar w:fldCharType="separate"/>
+              <w:t>1</w:t>
+              <w:fldChar w:fldCharType="end"/>
+            </w:r>
+          </w:p>
+          <w:p>
+            <w:r>
+              <w:rPr>
+                <w:rFonts w:ascii="Arial" w:hAnsi="Arial"/>
+                <w:b/>
+                <w:sz w:val="22"/>
+              </w:rPr>
+              <w:t xml:space="preserve">Drpd / </w:t>
+            </w:r>
+            <w:r>
+              <w:rPr>
+                <w:rFonts w:ascii="Arial" w:hAnsi="Arial"/>
+                <w:b/>
+                <w:i/>
+                <w:sz w:val="22"/>
+              </w:rPr>
+              <w:t>of</w:t>
+            </w:r>
+            <w:r>
+              <w:rPr>
+                <w:rFonts w:ascii="Arial" w:hAnsi="Arial"/>
+                <w:b/>
+                <w:sz w:val="22"/>
+              </w:rPr>
+              <w:t xml:space="preserve"> : </w:t>
+            </w:r>
+            <w:r>
+              <w:rPr>
+                <w:rFonts w:ascii="Arial" w:hAnsi="Arial"/>
+                <w:b/>
+                <w:sz w:val="22"/>
+              </w:rPr>
+              <w:fldChar w:fldCharType="begin"/>
+              <w:instrText xml:space="preserve">NUMPAGES</w:instrText>
+              <w:fldChar w:fldCharType="separate"/>
+              <w:t>1</w:t>
+              <w:fldChar w:fldCharType="end"/>
+            </w:r>
+          </w:p>
+        </w:tc>
+      </w:tr>
+    </w:tbl>
+    <w:p/>
     <w:p>
+      <w:pPr>
+        <w:spacing w:line="276" w:lineRule="auto" w:after="120"/>
+        <w:jc w:val="left"/>
+      </w:pPr>
       <w:r>
         <w:rPr>
-          <w:rFonts w:ascii="Arial" w:hAnsi="Arial"/>
+          <w:rFonts w:ascii="Arial" w:hAnsi="Arial" w:cs="Arial"/>
           <w:b/>
-          <w:sz w:val="24"/>
+          <w:color w:val="000000"/>
+          <w:sz w:val="22"/>
         </w:rPr>
         <w:t>TAJUK</w:t>
       </w:r>
       <w:r>
         <w:rPr>
-          <w:rFonts w:ascii="Arial" w:hAnsi="Arial"/>
+          <w:rFonts w:ascii="Arial" w:hAnsi="Arial" w:cs="Arial"/>
           <w:b/>
-          <w:sz w:val="24"/>
+          <w:color w:val="000000"/>
+          <w:sz w:val="22"/>
         </w:rPr>
         <w:t>/</w:t>
       </w:r>
       <w:r>
         <w:rPr>
-          <w:rFonts w:ascii="Arial" w:hAnsi="Arial"/>
+          <w:rFonts w:ascii="Arial" w:hAnsi="Arial" w:cs="Arial"/>
           <w:b/>
           <w:i/>
-          <w:sz w:val="24"/>
+          <w:color w:val="000000"/>
+          <w:sz w:val="22"/>
         </w:rPr>
         <w:t>TITLE</w:t>
       </w:r>
       <w:r>
         <w:rPr>
-          <w:rFonts w:ascii="Arial" w:hAnsi="Arial"/>
+          <w:rFonts w:ascii="Arial" w:hAnsi="Arial" w:cs="Arial"/>
           <w:b/>
-          <w:sz w:val="24"/>
+          <w:color w:val="000000"/>
+          <w:sz w:val="22"/>
         </w:rPr>
         <w:t>:</w:t>
       </w:r>
       <w:r>
+        <w:rPr>
+          <w:rFonts w:ascii="Arial" w:hAnsi="Arial" w:cs="Arial"/>
+          <w:color w:val="000000"/>
+          <w:sz w:val="22"/>
+        </w:rPr>
         <w:t xml:space="preserve">  </w:t>
       </w:r>
       <w:r>
         <w:rPr>
-          <w:rFonts w:ascii="Arial" w:hAnsi="Arial"/>
+          <w:rFonts w:ascii="Arial" w:hAnsi="Arial" w:cs="Arial"/>
           <w:b/>
-          <w:sz w:val="24"/>
+          <w:i w:val="0"/>
+          <w:color w:val="000000"/>
+          <w:sz w:val="22"/>
         </w:rPr>
         <w:t>HONESTY AND INTEGRITY (Kejujuran dan Integriti)</w:t>
       </w:r>
     </w:p>
     <w:p/>
     <w:p>
+      <w:pPr>
+        <w:spacing w:line="276" w:lineRule="auto" w:after="120"/>
+        <w:jc w:val="left"/>
+      </w:pPr>
       <w:r>
         <w:rPr>
-          <w:rFonts w:ascii="Arial" w:hAnsi="Arial"/>
+          <w:rFonts w:ascii="Arial" w:hAnsi="Arial" w:cs="Arial"/>
           <w:b/>
-          <w:sz w:val="24"/>
+          <w:color w:val="000000"/>
+          <w:sz w:val="22"/>
         </w:rPr>
         <w:t>TUJUAN</w:t>
       </w:r>
       <w:r>
         <w:rPr>
-          <w:rFonts w:ascii="Arial" w:hAnsi="Arial"/>
+          <w:rFonts w:ascii="Arial" w:hAnsi="Arial" w:cs="Arial"/>
           <w:b/>
-          <w:sz w:val="24"/>
+          <w:color w:val="000000"/>
+          <w:sz w:val="22"/>
         </w:rPr>
         <w:t>/</w:t>
       </w:r>
       <w:r>
         <w:rPr>
-          <w:rFonts w:ascii="Arial" w:hAnsi="Arial"/>
+          <w:rFonts w:ascii="Arial" w:hAnsi="Arial" w:cs="Arial"/>
           <w:b/>
           <w:i/>
-          <w:sz w:val="24"/>
+          <w:color w:val="000000"/>
+          <w:sz w:val="22"/>
         </w:rPr>
         <w:t>PURPOSE</w:t>
       </w:r>
       <w:r>
         <w:rPr>
-          <w:rFonts w:ascii="Arial" w:hAnsi="Arial"/>
+          <w:rFonts w:ascii="Arial" w:hAnsi="Arial" w:cs="Arial"/>
           <w:b/>
-          <w:sz w:val="24"/>
+          <w:color w:val="000000"/>
+          <w:sz w:val="22"/>
         </w:rPr>
         <w:t>:</w:t>
       </w:r>
@@ -87,49 +689,59 @@
     <w:p/>
     <w:p>
       <w:pPr>
-        <w:spacing w:after="160"/>
+        <w:spacing w:after="120" w:line="276" w:lineRule="auto"/>
+        <w:jc w:val="left"/>
       </w:pPr>
       <w:r>
         <w:rPr>
-          <w:rFonts w:ascii="Arial" w:hAnsi="Arial"/>
+          <w:rFonts w:ascii="Arial" w:hAnsi="Arial" w:cs="Arial"/>
           <w:b w:val="0"/>
           <w:i w:val="0"/>
+          <w:color w:val="000000"/>
           <w:sz w:val="22"/>
         </w:rPr>
         <w:t>Kertas Penerangan ini bertujuan menerangkan keperluan untuk memahami konsep kejujuran dan integriti. Individu yang kompeten dalam Modul ini mesti mampu menunjukkan kejujuran dan integriti dalam menjalankan tugas seharian, termasuk semasa mengendalikan footage, projek klien dan peralatan studio penyuntingan video.</w:t>
       </w:r>
     </w:p>
     <w:p>
+      <w:pPr>
+        <w:spacing w:line="276" w:lineRule="auto" w:after="120"/>
+        <w:jc w:val="left"/>
+      </w:pPr>
       <w:r>
         <w:rPr>
-          <w:rFonts w:ascii="Arial" w:hAnsi="Arial"/>
+          <w:rFonts w:ascii="Arial" w:hAnsi="Arial" w:cs="Arial"/>
           <w:b/>
-          <w:sz w:val="24"/>
+          <w:color w:val="000000"/>
+          <w:sz w:val="22"/>
         </w:rPr>
         <w:t>PENERANGAN</w:t>
       </w:r>
       <w:r>
         <w:rPr>
-          <w:rFonts w:ascii="Arial" w:hAnsi="Arial"/>
+          <w:rFonts w:ascii="Arial" w:hAnsi="Arial" w:cs="Arial"/>
           <w:b/>
-          <w:sz w:val="24"/>
+          <w:color w:val="000000"/>
+          <w:sz w:val="22"/>
         </w:rPr>
         <w:t>/</w:t>
       </w:r>
       <w:r>
         <w:rPr>
-          <w:rFonts w:ascii="Arial" w:hAnsi="Arial"/>
+          <w:rFonts w:ascii="Arial" w:hAnsi="Arial" w:cs="Arial"/>
           <w:b/>
           <w:i/>
-          <w:sz w:val="24"/>
+          <w:color w:val="000000"/>
+          <w:sz w:val="22"/>
         </w:rPr>
         <w:t>INFORMATION</w:t>
       </w:r>
       <w:r>
         <w:rPr>
-          <w:rFonts w:ascii="Arial" w:hAnsi="Arial"/>
+          <w:rFonts w:ascii="Arial" w:hAnsi="Arial" w:cs="Arial"/>
           <w:b/>
-          <w:sz w:val="24"/>
+          <w:color w:val="000000"/>
+          <w:sz w:val="22"/>
         </w:rPr>
         <w:t>:</w:t>
       </w:r>
@@ -137,27 +749,31 @@
     <w:p/>
     <w:p>
       <w:pPr>
-        <w:spacing w:before="200"/>
+        <w:spacing w:before="120" w:after="120" w:line="276" w:lineRule="auto"/>
+        <w:jc w:val="left"/>
       </w:pPr>
       <w:r>
         <w:rPr>
-          <w:rFonts w:ascii="Arial" w:hAnsi="Arial"/>
+          <w:rFonts w:ascii="Arial" w:hAnsi="Arial" w:cs="Arial"/>
           <w:b/>
           <w:i w:val="0"/>
-          <w:sz w:val="24"/>
+          <w:color w:val="000000"/>
+          <w:sz w:val="22"/>
         </w:rPr>
         <w:t>1. Concept Of Honesty And Integrity (Konsep Kejujuran Dan Integriti)</w:t>
       </w:r>
     </w:p>
     <w:p>
       <w:pPr>
-        <w:spacing w:after="160"/>
+        <w:spacing w:after="120" w:line="276" w:lineRule="auto"/>
+        <w:jc w:val="left"/>
       </w:pPr>
       <w:r>
         <w:rPr>
-          <w:rFonts w:ascii="Arial" w:hAnsi="Arial"/>
+          <w:rFonts w:ascii="Arial" w:hAnsi="Arial" w:cs="Arial"/>
           <w:b w:val="0"/>
           <w:i w:val="0"/>
+          <w:color w:val="000000"/>
           <w:sz w:val="22"/>
         </w:rPr>
         <w:t>#### 1.1 Introduction (Pengenalan)</w:t>
@@ -165,13 +781,15 @@
     </w:p>
     <w:p>
       <w:pPr>
-        <w:spacing w:after="160"/>
+        <w:spacing w:after="120" w:line="276" w:lineRule="auto"/>
+        <w:jc w:val="left"/>
       </w:pPr>
       <w:r>
         <w:rPr>
-          <w:rFonts w:ascii="Arial" w:hAnsi="Arial"/>
+          <w:rFonts w:ascii="Arial" w:hAnsi="Arial" w:cs="Arial"/>
           <w:b w:val="0"/>
           <w:i w:val="0"/>
+          <w:color w:val="000000"/>
           <w:sz w:val="22"/>
         </w:rPr>
         <w:t>Secara umum, manusia lebih menggemari keamanan berbanding konflik, dan menghargai kestabilan, kebahagiaan serta keselesaan. Sepanjang sejarah manusia, usaha untuk meningkatkan kualiti hidup — daripada pembinaan kapal untuk meneroka dunia baharu sehingga penciptaan peralatan seperti kompas, telefon, komputer dan mesin — menunjukkan bahawa manusia sentiasa berusaha memudahkan kehidupan. Kemiskinan biasanya berpunca daripada keadaan yang di luar kawalan, bukan pilihan; apabila diberi peluang memperbaiki kehidupan, jarang seseorang memilih untuk kembali miskin. Keadaan ideal ialah individu yang berusaha mengejar kekayaan, keselesaan dan kebahagiaan tanpa menjejaskan hak dan sempadan orang lain. Oleh itu, integriti seseorang sentiasa diuji, terutamanya ketika membuat keputusan tentang apa yang adil, saksama dan betul.</w:t>
@@ -179,22 +797,25 @@
     </w:p>
     <w:p>
       <w:pPr>
-        <w:spacing w:after="160"/>
+        <w:spacing w:after="120" w:line="276" w:lineRule="auto"/>
+        <w:jc w:val="left"/>
       </w:pPr>
       <w:r>
         <w:rPr>
-          <w:rFonts w:ascii="Arial" w:hAnsi="Arial"/>
+          <w:rFonts w:ascii="Arial" w:hAnsi="Arial" w:cs="Arial"/>
           <w:b w:val="0"/>
           <w:i/>
+          <w:color w:val="000000"/>
           <w:sz w:val="22"/>
         </w:rPr>
         <w:t>Contoh konteks studio penyuntingan video:</w:t>
       </w:r>
       <w:r>
         <w:rPr>
-          <w:rFonts w:ascii="Arial" w:hAnsi="Arial"/>
+          <w:rFonts w:ascii="Arial" w:hAnsi="Arial" w:cs="Arial"/>
           <w:b w:val="0"/>
           <w:i w:val="0"/>
+          <w:color w:val="000000"/>
           <w:sz w:val="22"/>
         </w:rPr>
         <w:t xml:space="preserve"> seorang Editor yang diberi akses kepada footage mentah dan fail projek klien sentiasa berada dalam situasi di mana integriti diuji — sama ada semasa memilih untuk mengikut arahan Producer/Director dengan jujur, atau tergoda menggunakan aset klien untuk kegunaan peribadi.</w:t>
@@ -202,13 +823,15 @@
     </w:p>
     <w:p>
       <w:pPr>
-        <w:spacing w:after="160"/>
+        <w:spacing w:after="120" w:line="276" w:lineRule="auto"/>
+        <w:jc w:val="left"/>
       </w:pPr>
       <w:r>
         <w:rPr>
-          <w:rFonts w:ascii="Arial" w:hAnsi="Arial"/>
+          <w:rFonts w:ascii="Arial" w:hAnsi="Arial" w:cs="Arial"/>
           <w:b w:val="0"/>
           <w:i w:val="0"/>
+          <w:color w:val="000000"/>
           <w:sz w:val="22"/>
         </w:rPr>
         <w:t>#### 1.2 Definition (Definisi Integriti Dan Kejujuran)</w:t>
@@ -216,76 +839,85 @@
     </w:p>
     <w:p>
       <w:pPr>
-        <w:spacing w:after="160"/>
+        <w:spacing w:after="120" w:line="276" w:lineRule="auto"/>
+        <w:jc w:val="left"/>
       </w:pPr>
       <w:r>
         <w:rPr>
-          <w:rFonts w:ascii="Arial" w:hAnsi="Arial"/>
+          <w:rFonts w:ascii="Arial" w:hAnsi="Arial" w:cs="Arial"/>
           <w:b w:val="0"/>
           <w:i/>
+          <w:color w:val="000000"/>
           <w:sz w:val="22"/>
         </w:rPr>
         <w:t>Oxford Advanced Learner's Dictionary</w:t>
       </w:r>
       <w:r>
         <w:rPr>
-          <w:rFonts w:ascii="Arial" w:hAnsi="Arial"/>
+          <w:rFonts w:ascii="Arial" w:hAnsi="Arial" w:cs="Arial"/>
           <w:b w:val="0"/>
           <w:i w:val="0"/>
+          <w:color w:val="000000"/>
           <w:sz w:val="22"/>
         </w:rPr>
         <w:t xml:space="preserve"> mendefinisikan </w:t>
       </w:r>
       <w:r>
         <w:rPr>
-          <w:rFonts w:ascii="Arial" w:hAnsi="Arial"/>
+          <w:rFonts w:ascii="Arial" w:hAnsi="Arial" w:cs="Arial"/>
           <w:b w:val="0"/>
           <w:i/>
+          <w:color w:val="000000"/>
           <w:sz w:val="22"/>
         </w:rPr>
         <w:t>"integrity"</w:t>
       </w:r>
       <w:r>
         <w:rPr>
-          <w:rFonts w:ascii="Arial" w:hAnsi="Arial"/>
+          <w:rFonts w:ascii="Arial" w:hAnsi="Arial" w:cs="Arial"/>
           <w:b w:val="0"/>
           <w:i w:val="0"/>
+          <w:color w:val="000000"/>
           <w:sz w:val="22"/>
         </w:rPr>
         <w:t xml:space="preserve"> sebagai "kualiti kejujuran dengan prinsip moral yang kukuh". Seseorang boleh memiliki integriti peribadi, profesional atau artistik. </w:t>
       </w:r>
       <w:r>
         <w:rPr>
-          <w:rFonts w:ascii="Arial" w:hAnsi="Arial"/>
+          <w:rFonts w:ascii="Arial" w:hAnsi="Arial" w:cs="Arial"/>
           <w:b w:val="0"/>
           <w:i/>
+          <w:color w:val="000000"/>
           <w:sz w:val="22"/>
         </w:rPr>
         <w:t>Macmillan Dictionary</w:t>
       </w:r>
       <w:r>
         <w:rPr>
-          <w:rFonts w:ascii="Arial" w:hAnsi="Arial"/>
+          <w:rFonts w:ascii="Arial" w:hAnsi="Arial" w:cs="Arial"/>
           <w:b w:val="0"/>
           <w:i w:val="0"/>
+          <w:color w:val="000000"/>
           <w:sz w:val="22"/>
         </w:rPr>
         <w:t xml:space="preserve"> pula mendefinisikan </w:t>
       </w:r>
       <w:r>
         <w:rPr>
-          <w:rFonts w:ascii="Arial" w:hAnsi="Arial"/>
+          <w:rFonts w:ascii="Arial" w:hAnsi="Arial" w:cs="Arial"/>
           <w:b w:val="0"/>
           <w:i/>
+          <w:color w:val="000000"/>
           <w:sz w:val="22"/>
         </w:rPr>
         <w:t>"integrity"</w:t>
       </w:r>
       <w:r>
         <w:rPr>
-          <w:rFonts w:ascii="Arial" w:hAnsi="Arial"/>
+          <w:rFonts w:ascii="Arial" w:hAnsi="Arial" w:cs="Arial"/>
           <w:b w:val="0"/>
           <w:i w:val="0"/>
+          <w:color w:val="000000"/>
           <w:sz w:val="22"/>
         </w:rPr>
         <w:t xml:space="preserve"> sebagai "kualiti sentiasa berkelakuan mengikut prinsip moral yang dipercayai, sehingga orang lain menghormati dan mempercayai anda" dan "kualiti berkelakuan mengikut peraturan dan piawaian profesion anda". Kesimpulannya, integriti membawa maksud kebajikan, kebenaran, kebaikan dan kelakuan yang betul dari segi moral; ia juga bermaksud kepatuhan dan kerjasama.</w:t>
@@ -293,76 +925,85 @@
     </w:p>
     <w:p>
       <w:pPr>
-        <w:spacing w:after="160"/>
+        <w:spacing w:after="120" w:line="276" w:lineRule="auto"/>
+        <w:jc w:val="left"/>
       </w:pPr>
       <w:r>
         <w:rPr>
-          <w:rFonts w:ascii="Arial" w:hAnsi="Arial"/>
+          <w:rFonts w:ascii="Arial" w:hAnsi="Arial" w:cs="Arial"/>
           <w:b w:val="0"/>
           <w:i/>
+          <w:color w:val="000000"/>
           <w:sz w:val="22"/>
         </w:rPr>
         <w:t>Oxford Advanced Learner's Dictionary</w:t>
       </w:r>
       <w:r>
         <w:rPr>
-          <w:rFonts w:ascii="Arial" w:hAnsi="Arial"/>
+          <w:rFonts w:ascii="Arial" w:hAnsi="Arial" w:cs="Arial"/>
           <w:b w:val="0"/>
           <w:i w:val="0"/>
+          <w:color w:val="000000"/>
           <w:sz w:val="22"/>
         </w:rPr>
         <w:t xml:space="preserve"> mendefinisikan </w:t>
       </w:r>
       <w:r>
         <w:rPr>
-          <w:rFonts w:ascii="Arial" w:hAnsi="Arial"/>
+          <w:rFonts w:ascii="Arial" w:hAnsi="Arial" w:cs="Arial"/>
           <w:b w:val="0"/>
           <w:i/>
+          <w:color w:val="000000"/>
           <w:sz w:val="22"/>
         </w:rPr>
         <w:t>"honesty"</w:t>
       </w:r>
       <w:r>
         <w:rPr>
-          <w:rFonts w:ascii="Arial" w:hAnsi="Arial"/>
+          <w:rFonts w:ascii="Arial" w:hAnsi="Arial" w:cs="Arial"/>
           <w:b w:val="0"/>
           <w:i w:val="0"/>
+          <w:color w:val="000000"/>
           <w:sz w:val="22"/>
         </w:rPr>
         <w:t xml:space="preserve"> sebagai "sentiasa bercakap benar, tidak mencuri atau menipu". </w:t>
       </w:r>
       <w:r>
         <w:rPr>
-          <w:rFonts w:ascii="Arial" w:hAnsi="Arial"/>
+          <w:rFonts w:ascii="Arial" w:hAnsi="Arial" w:cs="Arial"/>
           <w:b w:val="0"/>
           <w:i/>
+          <w:color w:val="000000"/>
           <w:sz w:val="22"/>
         </w:rPr>
         <w:t>Macmillan Dictionary</w:t>
       </w:r>
       <w:r>
         <w:rPr>
-          <w:rFonts w:ascii="Arial" w:hAnsi="Arial"/>
+          <w:rFonts w:ascii="Arial" w:hAnsi="Arial" w:cs="Arial"/>
           <w:b w:val="0"/>
           <w:i w:val="0"/>
+          <w:color w:val="000000"/>
           <w:sz w:val="22"/>
         </w:rPr>
         <w:t xml:space="preserve"> mendefinisikan </w:t>
       </w:r>
       <w:r>
         <w:rPr>
-          <w:rFonts w:ascii="Arial" w:hAnsi="Arial"/>
+          <w:rFonts w:ascii="Arial" w:hAnsi="Arial" w:cs="Arial"/>
           <w:b w:val="0"/>
           <w:i/>
+          <w:color w:val="000000"/>
           <w:sz w:val="22"/>
         </w:rPr>
         <w:t>"honesty"</w:t>
       </w:r>
       <w:r>
         <w:rPr>
-          <w:rFonts w:ascii="Arial" w:hAnsi="Arial"/>
+          <w:rFonts w:ascii="Arial" w:hAnsi="Arial" w:cs="Arial"/>
           <w:b w:val="0"/>
           <w:i w:val="0"/>
+          <w:color w:val="000000"/>
           <w:sz w:val="22"/>
         </w:rPr>
         <w:t xml:space="preserve"> sebagai "seorang yang tidak berbohong atau menipu dan mematuhi undang-undang".</w:t>
@@ -370,13 +1011,15 @@
     </w:p>
     <w:p>
       <w:pPr>
-        <w:spacing w:after="160"/>
+        <w:spacing w:after="120" w:line="276" w:lineRule="auto"/>
+        <w:jc w:val="left"/>
       </w:pPr>
       <w:r>
         <w:rPr>
-          <w:rFonts w:ascii="Arial" w:hAnsi="Arial"/>
+          <w:rFonts w:ascii="Arial" w:hAnsi="Arial" w:cs="Arial"/>
           <w:b w:val="0"/>
           <w:i w:val="0"/>
+          <w:color w:val="000000"/>
           <w:sz w:val="22"/>
         </w:rPr>
         <w:t>#### 1.3 Integrity At The Workplace (Integriti Di Tempat Kerja)</w:t>
@@ -384,31 +1027,35 @@
     </w:p>
     <w:p>
       <w:pPr>
-        <w:spacing w:after="160"/>
+        <w:spacing w:after="120" w:line="276" w:lineRule="auto"/>
+        <w:jc w:val="left"/>
       </w:pPr>
       <w:r>
         <w:rPr>
-          <w:rFonts w:ascii="Arial" w:hAnsi="Arial"/>
+          <w:rFonts w:ascii="Arial" w:hAnsi="Arial" w:cs="Arial"/>
           <w:b w:val="0"/>
           <w:i w:val="0"/>
+          <w:color w:val="000000"/>
           <w:sz w:val="22"/>
         </w:rPr>
         <w:t xml:space="preserve">Integriti di tempat kerja penting untuk persekitaran kerja yang sihat, tidak kira jawatan seseorang — daripada Ketua Editor sehingga </w:t>
       </w:r>
       <w:r>
         <w:rPr>
-          <w:rFonts w:ascii="Arial" w:hAnsi="Arial"/>
+          <w:rFonts w:ascii="Arial" w:hAnsi="Arial" w:cs="Arial"/>
           <w:b w:val="0"/>
           <w:i/>
+          <w:color w:val="000000"/>
           <w:sz w:val="22"/>
         </w:rPr>
         <w:t>runner</w:t>
       </w:r>
       <w:r>
         <w:rPr>
-          <w:rFonts w:ascii="Arial" w:hAnsi="Arial"/>
+          <w:rFonts w:ascii="Arial" w:hAnsi="Arial" w:cs="Arial"/>
           <w:b w:val="0"/>
           <w:i w:val="0"/>
+          <w:color w:val="000000"/>
           <w:sz w:val="22"/>
         </w:rPr>
         <w:t xml:space="preserve"> studio. Integriti bermula dengan kejujuran, kebolehpercayaan dan kesopanan. Antara contoh integriti di tempat kerja:</w:t>
@@ -417,75 +1064,86 @@
     <w:p>
       <w:pPr>
         <w:pStyle w:val="ListBullet"/>
+        <w:spacing w:line="276" w:lineRule="auto" w:after="40"/>
+        <w:ind w:left="357" w:hanging="357"/>
+        <w:jc w:val="left"/>
       </w:pPr>
       <w:r>
         <w:rPr>
-          <w:rFonts w:ascii="Arial" w:hAnsi="Arial"/>
+          <w:rFonts w:ascii="Arial" w:hAnsi="Arial" w:cs="Arial"/>
           <w:b/>
           <w:i w:val="0"/>
+          <w:color w:val="000000"/>
           <w:sz w:val="22"/>
         </w:rPr>
         <w:t>Bekerja sepanjang waktu bertugas</w:t>
       </w:r>
       <w:r>
         <w:rPr>
-          <w:rFonts w:ascii="Arial" w:hAnsi="Arial"/>
+          <w:rFonts w:ascii="Arial" w:hAnsi="Arial" w:cs="Arial"/>
           <w:b w:val="0"/>
           <w:i w:val="0"/>
+          <w:color w:val="000000"/>
           <w:sz w:val="22"/>
         </w:rPr>
         <w:t xml:space="preserve"> — Editor yang benar-benar fokus menyunting semasa waktu kerja, bukan melayari media sosial atau membuat panggilan peribadi semasa </w:t>
       </w:r>
       <w:r>
         <w:rPr>
-          <w:rFonts w:ascii="Arial" w:hAnsi="Arial"/>
+          <w:rFonts w:ascii="Arial" w:hAnsi="Arial" w:cs="Arial"/>
           <w:b w:val="0"/>
           <w:i/>
+          <w:color w:val="000000"/>
           <w:sz w:val="22"/>
         </w:rPr>
         <w:t>timeline</w:t>
       </w:r>
       <w:r>
         <w:rPr>
-          <w:rFonts w:ascii="Arial" w:hAnsi="Arial"/>
+          <w:rFonts w:ascii="Arial" w:hAnsi="Arial" w:cs="Arial"/>
           <w:b w:val="0"/>
           <w:i w:val="0"/>
+          <w:color w:val="000000"/>
           <w:sz w:val="22"/>
         </w:rPr>
         <w:t xml:space="preserve"> projek sedang berjalan, menunjukkan integriti kerja. </w:t>
       </w:r>
       <w:r>
         <w:rPr>
-          <w:rFonts w:ascii="Arial" w:hAnsi="Arial"/>
+          <w:rFonts w:ascii="Arial" w:hAnsi="Arial" w:cs="Arial"/>
           <w:b w:val="0"/>
           <w:i/>
+          <w:color w:val="000000"/>
           <w:sz w:val="22"/>
         </w:rPr>
         <w:t>Contoh studio:</w:t>
       </w:r>
       <w:r>
         <w:rPr>
-          <w:rFonts w:ascii="Arial" w:hAnsi="Arial"/>
+          <w:rFonts w:ascii="Arial" w:hAnsi="Arial" w:cs="Arial"/>
           <w:b w:val="0"/>
           <w:i w:val="0"/>
+          <w:color w:val="000000"/>
           <w:sz w:val="22"/>
         </w:rPr>
         <w:t xml:space="preserve"> Editor yang dibayar mengikut jam projek tetapi menghabiskan masa menonton video peribadi semasa sesi </w:t>
       </w:r>
       <w:r>
         <w:rPr>
-          <w:rFonts w:ascii="Arial" w:hAnsi="Arial"/>
+          <w:rFonts w:ascii="Arial" w:hAnsi="Arial" w:cs="Arial"/>
           <w:b w:val="0"/>
           <w:i/>
+          <w:color w:val="000000"/>
           <w:sz w:val="22"/>
         </w:rPr>
         <w:t>color grading</w:t>
       </w:r>
       <w:r>
         <w:rPr>
-          <w:rFonts w:ascii="Arial" w:hAnsi="Arial"/>
+          <w:rFonts w:ascii="Arial" w:hAnsi="Arial" w:cs="Arial"/>
           <w:b w:val="0"/>
           <w:i w:val="0"/>
+          <w:color w:val="000000"/>
           <w:sz w:val="22"/>
         </w:rPr>
         <w:t xml:space="preserve"> yang dijadualkan, mencuri masa kliennya.</w:t>
@@ -494,57 +1152,66 @@
     <w:p>
       <w:pPr>
         <w:pStyle w:val="ListBullet"/>
+        <w:spacing w:line="276" w:lineRule="auto" w:after="40"/>
+        <w:ind w:left="357" w:hanging="357"/>
+        <w:jc w:val="left"/>
       </w:pPr>
       <w:r>
         <w:rPr>
-          <w:rFonts w:ascii="Arial" w:hAnsi="Arial"/>
+          <w:rFonts w:ascii="Arial" w:hAnsi="Arial" w:cs="Arial"/>
           <w:b/>
           <w:i w:val="0"/>
+          <w:color w:val="000000"/>
           <w:sz w:val="22"/>
         </w:rPr>
         <w:t>Mematuhi polisi syarikat</w:t>
       </w:r>
       <w:r>
         <w:rPr>
-          <w:rFonts w:ascii="Arial" w:hAnsi="Arial"/>
+          <w:rFonts w:ascii="Arial" w:hAnsi="Arial" w:cs="Arial"/>
           <w:b w:val="0"/>
           <w:i w:val="0"/>
+          <w:color w:val="000000"/>
           <w:sz w:val="22"/>
         </w:rPr>
         <w:t xml:space="preserve"> — mengikut prosedur </w:t>
       </w:r>
       <w:r>
         <w:rPr>
-          <w:rFonts w:ascii="Arial" w:hAnsi="Arial"/>
+          <w:rFonts w:ascii="Arial" w:hAnsi="Arial" w:cs="Arial"/>
           <w:b w:val="0"/>
           <w:i/>
+          <w:color w:val="000000"/>
           <w:sz w:val="22"/>
         </w:rPr>
         <w:t>backup</w:t>
       </w:r>
       <w:r>
         <w:rPr>
-          <w:rFonts w:ascii="Arial" w:hAnsi="Arial"/>
+          <w:rFonts w:ascii="Arial" w:hAnsi="Arial" w:cs="Arial"/>
           <w:b w:val="0"/>
           <w:i w:val="0"/>
+          <w:color w:val="000000"/>
           <w:sz w:val="22"/>
         </w:rPr>
         <w:t xml:space="preserve"> fail projek, prosedur </w:t>
       </w:r>
       <w:r>
         <w:rPr>
-          <w:rFonts w:ascii="Arial" w:hAnsi="Arial"/>
+          <w:rFonts w:ascii="Arial" w:hAnsi="Arial" w:cs="Arial"/>
           <w:b w:val="0"/>
           <w:i/>
+          <w:color w:val="000000"/>
           <w:sz w:val="22"/>
         </w:rPr>
         <w:t>naming convention</w:t>
       </w:r>
       <w:r>
         <w:rPr>
-          <w:rFonts w:ascii="Arial" w:hAnsi="Arial"/>
+          <w:rFonts w:ascii="Arial" w:hAnsi="Arial" w:cs="Arial"/>
           <w:b w:val="0"/>
           <w:i w:val="0"/>
+          <w:color w:val="000000"/>
           <w:sz w:val="22"/>
         </w:rPr>
         <w:t>, dan protokol keselamatan data klien menunjukkan seseorang tidak mencari jalan mudah yang berisiko merosakkan projek.</w:t>
@@ -553,21 +1220,26 @@
     <w:p>
       <w:pPr>
         <w:pStyle w:val="ListBullet"/>
+        <w:spacing w:line="276" w:lineRule="auto" w:after="40"/>
+        <w:ind w:left="357" w:hanging="357"/>
+        <w:jc w:val="left"/>
       </w:pPr>
       <w:r>
         <w:rPr>
-          <w:rFonts w:ascii="Arial" w:hAnsi="Arial"/>
+          <w:rFonts w:ascii="Arial" w:hAnsi="Arial" w:cs="Arial"/>
           <w:b/>
           <w:i w:val="0"/>
+          <w:color w:val="000000"/>
           <w:sz w:val="22"/>
         </w:rPr>
         <w:t>Menghormati rakan sekerja dan membina kepercayaan</w:t>
       </w:r>
       <w:r>
         <w:rPr>
-          <w:rFonts w:ascii="Arial" w:hAnsi="Arial"/>
+          <w:rFonts w:ascii="Arial" w:hAnsi="Arial" w:cs="Arial"/>
           <w:b w:val="0"/>
           <w:i w:val="0"/>
+          <w:color w:val="000000"/>
           <w:sz w:val="22"/>
         </w:rPr>
         <w:t xml:space="preserve"> — komunikasi sopan antara Editor, Director dan Producer, serta menghormati idea kreatif rakan sepasukan, membina kepercayaan dalam pasukan produksi.</w:t>
@@ -576,57 +1248,66 @@
     <w:p>
       <w:pPr>
         <w:pStyle w:val="ListBullet"/>
+        <w:spacing w:line="276" w:lineRule="auto" w:after="40"/>
+        <w:ind w:left="357" w:hanging="357"/>
+        <w:jc w:val="left"/>
       </w:pPr>
       <w:r>
         <w:rPr>
-          <w:rFonts w:ascii="Arial" w:hAnsi="Arial"/>
+          <w:rFonts w:ascii="Arial" w:hAnsi="Arial" w:cs="Arial"/>
           <w:b/>
           <w:i w:val="0"/>
+          <w:color w:val="000000"/>
           <w:sz w:val="22"/>
         </w:rPr>
         <w:t>Menunjukkan kelakuan bertanggungjawab</w:t>
       </w:r>
       <w:r>
         <w:rPr>
-          <w:rFonts w:ascii="Arial" w:hAnsi="Arial"/>
+          <w:rFonts w:ascii="Arial" w:hAnsi="Arial" w:cs="Arial"/>
           <w:b w:val="0"/>
           <w:i w:val="0"/>
+          <w:color w:val="000000"/>
           <w:sz w:val="22"/>
         </w:rPr>
         <w:t xml:space="preserve"> — tidak menggunakan peralatan studio (kamera, storan, perisian berlesen) untuk kegunaan peribadi, menghantar invois/</w:t>
       </w:r>
       <w:r>
         <w:rPr>
-          <w:rFonts w:ascii="Arial" w:hAnsi="Arial"/>
+          <w:rFonts w:ascii="Arial" w:hAnsi="Arial" w:cs="Arial"/>
           <w:b w:val="0"/>
           <w:i/>
+          <w:color w:val="000000"/>
           <w:sz w:val="22"/>
         </w:rPr>
         <w:t>timesheet</w:t>
       </w:r>
       <w:r>
         <w:rPr>
-          <w:rFonts w:ascii="Arial" w:hAnsi="Arial"/>
+          <w:rFonts w:ascii="Arial" w:hAnsi="Arial" w:cs="Arial"/>
           <w:b w:val="0"/>
           <w:i w:val="0"/>
+          <w:color w:val="000000"/>
           <w:sz w:val="22"/>
         </w:rPr>
         <w:t xml:space="preserve"> yang tepat, dan tidak memberi janji siap-produksi (</w:t>
       </w:r>
       <w:r>
         <w:rPr>
-          <w:rFonts w:ascii="Arial" w:hAnsi="Arial"/>
+          <w:rFonts w:ascii="Arial" w:hAnsi="Arial" w:cs="Arial"/>
           <w:b w:val="0"/>
           <w:i/>
+          <w:color w:val="000000"/>
           <w:sz w:val="22"/>
         </w:rPr>
         <w:t>delivery deadline</w:t>
       </w:r>
       <w:r>
         <w:rPr>
-          <w:rFonts w:ascii="Arial" w:hAnsi="Arial"/>
+          <w:rFonts w:ascii="Arial" w:hAnsi="Arial" w:cs="Arial"/>
           <w:b w:val="0"/>
           <w:i w:val="0"/>
+          <w:color w:val="000000"/>
           <w:sz w:val="22"/>
         </w:rPr>
         <w:t>) yang tidak mampu ditepati.</w:t>
@@ -635,39 +1316,46 @@
     <w:p>
       <w:pPr>
         <w:pStyle w:val="ListBullet"/>
+        <w:spacing w:line="276" w:lineRule="auto" w:after="40"/>
+        <w:ind w:left="357" w:hanging="357"/>
+        <w:jc w:val="left"/>
       </w:pPr>
       <w:r>
         <w:rPr>
-          <w:rFonts w:ascii="Arial" w:hAnsi="Arial"/>
+          <w:rFonts w:ascii="Arial" w:hAnsi="Arial" w:cs="Arial"/>
           <w:b/>
           <w:i w:val="0"/>
+          <w:color w:val="000000"/>
           <w:sz w:val="22"/>
         </w:rPr>
         <w:t>Kepentingan integriti di tempat kerja</w:t>
       </w:r>
       <w:r>
         <w:rPr>
-          <w:rFonts w:ascii="Arial" w:hAnsi="Arial"/>
+          <w:rFonts w:ascii="Arial" w:hAnsi="Arial" w:cs="Arial"/>
           <w:b w:val="0"/>
           <w:i w:val="0"/>
+          <w:color w:val="000000"/>
           <w:sz w:val="22"/>
         </w:rPr>
         <w:t xml:space="preserve"> — integriti adalah asas kepada watak seseorang. Editor yang berintegriti membina sifat belas kasihan, kebolehpercayaan, kejujuran dan kematangan yang membawa nilai serta kejayaan kepada studio produksi. Bekerja dengan rakan sekerja yang berintegriti mewujudkan persekitaran kerja yang positif kerana kepercayaan dapat mengelakkan salah faham, pengurusan mikro dan syak wasangka — contohnya, semasa </w:t>
       </w:r>
       <w:r>
         <w:rPr>
-          <w:rFonts w:ascii="Arial" w:hAnsi="Arial"/>
+          <w:rFonts w:ascii="Arial" w:hAnsi="Arial" w:cs="Arial"/>
           <w:b w:val="0"/>
           <w:i/>
+          <w:color w:val="000000"/>
           <w:sz w:val="22"/>
         </w:rPr>
         <w:t>tight deadline</w:t>
       </w:r>
       <w:r>
         <w:rPr>
-          <w:rFonts w:ascii="Arial" w:hAnsi="Arial"/>
+          <w:rFonts w:ascii="Arial" w:hAnsi="Arial" w:cs="Arial"/>
           <w:b w:val="0"/>
           <w:i w:val="0"/>
+          <w:color w:val="000000"/>
           <w:sz w:val="22"/>
         </w:rPr>
         <w:t xml:space="preserve"> siaran, pasukan yang saling mempercayai dapat bekerjasama tanpa perlu saling menyemak kerja masing-masing berulang kali.</w:t>
@@ -675,27 +1363,31 @@
     </w:p>
     <w:p>
       <w:pPr>
-        <w:spacing w:before="200"/>
+        <w:spacing w:before="120" w:after="120" w:line="276" w:lineRule="auto"/>
+        <w:jc w:val="left"/>
       </w:pPr>
       <w:r>
         <w:rPr>
-          <w:rFonts w:ascii="Arial" w:hAnsi="Arial"/>
+          <w:rFonts w:ascii="Arial" w:hAnsi="Arial" w:cs="Arial"/>
           <w:b/>
           <w:i w:val="0"/>
-          <w:sz w:val="24"/>
+          <w:color w:val="000000"/>
+          <w:sz w:val="22"/>
         </w:rPr>
         <w:t>2. Principles Of Confidentiality (Prinsip Kerahsiaan)</w:t>
       </w:r>
     </w:p>
     <w:p>
       <w:pPr>
-        <w:spacing w:after="160"/>
+        <w:spacing w:after="120" w:line="276" w:lineRule="auto"/>
+        <w:jc w:val="left"/>
       </w:pPr>
       <w:r>
         <w:rPr>
-          <w:rFonts w:ascii="Arial" w:hAnsi="Arial"/>
+          <w:rFonts w:ascii="Arial" w:hAnsi="Arial" w:cs="Arial"/>
           <w:b w:val="0"/>
           <w:i w:val="0"/>
+          <w:color w:val="000000"/>
           <w:sz w:val="22"/>
         </w:rPr>
         <w:t>#### 2.1 Introduction (Pengenalan)</w:t>
@@ -703,13 +1395,15 @@
     </w:p>
     <w:p>
       <w:pPr>
-        <w:spacing w:after="160"/>
+        <w:spacing w:after="120" w:line="276" w:lineRule="auto"/>
+        <w:jc w:val="left"/>
       </w:pPr>
       <w:r>
         <w:rPr>
-          <w:rFonts w:ascii="Arial" w:hAnsi="Arial"/>
+          <w:rFonts w:ascii="Arial" w:hAnsi="Arial" w:cs="Arial"/>
           <w:b w:val="0"/>
           <w:i w:val="0"/>
+          <w:color w:val="000000"/>
           <w:sz w:val="22"/>
         </w:rPr>
         <w:t>Dalam mana-mana organisasi, termasuk studio penyuntingan video, banyak data atau maklumat diterima, direkod, disimpan dan diproses dalam bentuk salinan keras dan digital. Mengendalikan maklumat dan data sedemikian dengan penuh kerahsiaan adalah sebahagian daripada kelakuan beretika dan salah satu prinsip integriti — contohnya, footage mentah klien, kontrak produksi dan fail projek yang belum disiarkan.</w:t>
@@ -717,13 +1411,15 @@
     </w:p>
     <w:p>
       <w:pPr>
-        <w:spacing w:after="160"/>
+        <w:spacing w:after="120" w:line="276" w:lineRule="auto"/>
+        <w:jc w:val="left"/>
       </w:pPr>
       <w:r>
         <w:rPr>
-          <w:rFonts w:ascii="Arial" w:hAnsi="Arial"/>
+          <w:rFonts w:ascii="Arial" w:hAnsi="Arial" w:cs="Arial"/>
           <w:b w:val="0"/>
           <w:i w:val="0"/>
+          <w:color w:val="000000"/>
           <w:sz w:val="22"/>
         </w:rPr>
         <w:t>#### 2.2 Definition Of Confidentiality (Definisi Kerahsiaan)</w:t>
@@ -731,40 +1427,45 @@
     </w:p>
     <w:p>
       <w:pPr>
-        <w:spacing w:after="160"/>
+        <w:spacing w:after="120" w:line="276" w:lineRule="auto"/>
+        <w:jc w:val="left"/>
       </w:pPr>
       <w:r>
         <w:rPr>
-          <w:rFonts w:ascii="Arial" w:hAnsi="Arial"/>
+          <w:rFonts w:ascii="Arial" w:hAnsi="Arial" w:cs="Arial"/>
           <w:b w:val="0"/>
           <w:i/>
+          <w:color w:val="000000"/>
           <w:sz w:val="22"/>
         </w:rPr>
         <w:t>Oxford Advanced Learner's Dictionary</w:t>
       </w:r>
       <w:r>
         <w:rPr>
-          <w:rFonts w:ascii="Arial" w:hAnsi="Arial"/>
+          <w:rFonts w:ascii="Arial" w:hAnsi="Arial" w:cs="Arial"/>
           <w:b w:val="0"/>
           <w:i w:val="0"/>
+          <w:color w:val="000000"/>
           <w:sz w:val="22"/>
         </w:rPr>
         <w:t xml:space="preserve"> mendefinisikan </w:t>
       </w:r>
       <w:r>
         <w:rPr>
-          <w:rFonts w:ascii="Arial" w:hAnsi="Arial"/>
+          <w:rFonts w:ascii="Arial" w:hAnsi="Arial" w:cs="Arial"/>
           <w:b w:val="0"/>
           <w:i/>
+          <w:color w:val="000000"/>
           <w:sz w:val="22"/>
         </w:rPr>
         <w:t>"confidentiality"</w:t>
       </w:r>
       <w:r>
         <w:rPr>
-          <w:rFonts w:ascii="Arial" w:hAnsi="Arial"/>
+          <w:rFonts w:ascii="Arial" w:hAnsi="Arial" w:cs="Arial"/>
           <w:b w:val="0"/>
           <w:i w:val="0"/>
+          <w:color w:val="000000"/>
           <w:sz w:val="22"/>
         </w:rPr>
         <w:t xml:space="preserve"> sebagai "maklumat atau data yang perlu dirahsiakan atau disimpan secara peribadi dan tidak diceritakan atau dikongsi dengan orang lain".</w:t>
@@ -772,13 +1473,15 @@
     </w:p>
     <w:p>
       <w:pPr>
-        <w:spacing w:after="160"/>
+        <w:spacing w:after="120" w:line="276" w:lineRule="auto"/>
+        <w:jc w:val="left"/>
       </w:pPr>
       <w:r>
         <w:rPr>
-          <w:rFonts w:ascii="Arial" w:hAnsi="Arial"/>
+          <w:rFonts w:ascii="Arial" w:hAnsi="Arial" w:cs="Arial"/>
           <w:b w:val="0"/>
           <w:i w:val="0"/>
+          <w:color w:val="000000"/>
           <w:sz w:val="22"/>
         </w:rPr>
         <w:t>#### 2.3 Categories Of Confidential Information (Kategori Maklumat Sulit)</w:t>
@@ -786,13 +1489,15 @@
     </w:p>
     <w:p>
       <w:pPr>
-        <w:spacing w:after="160"/>
+        <w:spacing w:after="120" w:line="276" w:lineRule="auto"/>
+        <w:jc w:val="left"/>
       </w:pPr>
       <w:r>
         <w:rPr>
-          <w:rFonts w:ascii="Arial" w:hAnsi="Arial"/>
+          <w:rFonts w:ascii="Arial" w:hAnsi="Arial" w:cs="Arial"/>
           <w:b w:val="0"/>
           <w:i w:val="0"/>
+          <w:color w:val="000000"/>
           <w:sz w:val="22"/>
         </w:rPr>
         <w:t>Maklumat sulit di tempat kerja boleh dibahagikan kepada tiga (3) kategori utama:</w:t>
@@ -800,31 +1505,35 @@
     </w:p>
     <w:p>
       <w:pPr>
-        <w:spacing w:after="160"/>
+        <w:spacing w:after="120" w:line="276" w:lineRule="auto"/>
+        <w:jc w:val="left"/>
       </w:pPr>
       <w:r>
         <w:rPr>
-          <w:rFonts w:ascii="Arial" w:hAnsi="Arial"/>
+          <w:rFonts w:ascii="Arial" w:hAnsi="Arial" w:cs="Arial"/>
           <w:b w:val="0"/>
           <w:i w:val="0"/>
+          <w:color w:val="000000"/>
           <w:sz w:val="22"/>
         </w:rPr>
         <w:t xml:space="preserve">a. </w:t>
       </w:r>
       <w:r>
         <w:rPr>
-          <w:rFonts w:ascii="Arial" w:hAnsi="Arial"/>
+          <w:rFonts w:ascii="Arial" w:hAnsi="Arial" w:cs="Arial"/>
           <w:b/>
           <w:i w:val="0"/>
+          <w:color w:val="000000"/>
           <w:sz w:val="22"/>
         </w:rPr>
         <w:t>Maklumat pekerja</w:t>
       </w:r>
       <w:r>
         <w:rPr>
-          <w:rFonts w:ascii="Arial" w:hAnsi="Arial"/>
+          <w:rFonts w:ascii="Arial" w:hAnsi="Arial" w:cs="Arial"/>
           <w:b w:val="0"/>
           <w:i w:val="0"/>
+          <w:color w:val="000000"/>
           <w:sz w:val="22"/>
         </w:rPr>
         <w:t xml:space="preserve"> — termasuk nombor keselamatan sosial, alamat rumah, maklumat perhubungan, sejarah pekerjaan, sejarah perubatan dan nama keluarga.</w:t>
@@ -832,31 +1541,35 @@
     </w:p>
     <w:p>
       <w:pPr>
-        <w:spacing w:after="160"/>
+        <w:spacing w:after="120" w:line="276" w:lineRule="auto"/>
+        <w:jc w:val="left"/>
       </w:pPr>
       <w:r>
         <w:rPr>
-          <w:rFonts w:ascii="Arial" w:hAnsi="Arial"/>
+          <w:rFonts w:ascii="Arial" w:hAnsi="Arial" w:cs="Arial"/>
           <w:b w:val="0"/>
           <w:i w:val="0"/>
+          <w:color w:val="000000"/>
           <w:sz w:val="22"/>
         </w:rPr>
         <w:t xml:space="preserve">b. </w:t>
       </w:r>
       <w:r>
         <w:rPr>
-          <w:rFonts w:ascii="Arial" w:hAnsi="Arial"/>
+          <w:rFonts w:ascii="Arial" w:hAnsi="Arial" w:cs="Arial"/>
           <w:b/>
           <w:i w:val="0"/>
+          <w:color w:val="000000"/>
           <w:sz w:val="22"/>
         </w:rPr>
         <w:t>Maklumat pengurusan</w:t>
       </w:r>
       <w:r>
         <w:rPr>
-          <w:rFonts w:ascii="Arial" w:hAnsi="Arial"/>
+          <w:rFonts w:ascii="Arial" w:hAnsi="Arial" w:cs="Arial"/>
           <w:b w:val="0"/>
           <w:i w:val="0"/>
+          <w:color w:val="000000"/>
           <w:sz w:val="22"/>
         </w:rPr>
         <w:t xml:space="preserve"> — merangkumi hubungan pekerja, tindakan disiplin, siasatan salah laku, gaji, tuntutan lebih masa dan cadangan pemberhentian. Pendedahan maklumat pengurusan kepada pihak tidak dibenarkan adalah tidak beretika dan merosakkan keharmonian tempat kerja.</w:t>
@@ -864,31 +1577,35 @@
     </w:p>
     <w:p>
       <w:pPr>
-        <w:spacing w:after="160"/>
+        <w:spacing w:after="120" w:line="276" w:lineRule="auto"/>
+        <w:jc w:val="left"/>
       </w:pPr>
       <w:r>
         <w:rPr>
-          <w:rFonts w:ascii="Arial" w:hAnsi="Arial"/>
+          <w:rFonts w:ascii="Arial" w:hAnsi="Arial" w:cs="Arial"/>
           <w:b w:val="0"/>
           <w:i w:val="0"/>
+          <w:color w:val="000000"/>
           <w:sz w:val="22"/>
         </w:rPr>
         <w:t xml:space="preserve">c. </w:t>
       </w:r>
       <w:r>
         <w:rPr>
-          <w:rFonts w:ascii="Arial" w:hAnsi="Arial"/>
+          <w:rFonts w:ascii="Arial" w:hAnsi="Arial" w:cs="Arial"/>
           <w:b/>
           <w:i w:val="0"/>
+          <w:color w:val="000000"/>
           <w:sz w:val="22"/>
         </w:rPr>
         <w:t>Maklumat perniagaan</w:t>
       </w:r>
       <w:r>
         <w:rPr>
-          <w:rFonts w:ascii="Arial" w:hAnsi="Arial"/>
+          <w:rFonts w:ascii="Arial" w:hAnsi="Arial" w:cs="Arial"/>
           <w:b w:val="0"/>
           <w:i w:val="0"/>
+          <w:color w:val="000000"/>
           <w:sz w:val="22"/>
         </w:rPr>
         <w:t xml:space="preserve"> — juga dikenali sebagai "maklumat proprietari" atau "rahsia perdagangan", merujuk kepada maklumat yang tidak diketahui umum dan tidak boleh diperoleh pesaing melainkan melalui cara haram. Contoh rahsia perdagangan termasuk proses dan kaedah pengeluaran, rancangan perniagaan, data kewangan, program komputer, senarai pelanggan, resipi/formula bahan dan senarai pembekal.</w:t>
@@ -896,40 +1613,45 @@
     </w:p>
     <w:p>
       <w:pPr>
-        <w:spacing w:after="160"/>
+        <w:spacing w:after="120" w:line="276" w:lineRule="auto"/>
+        <w:jc w:val="left"/>
       </w:pPr>
       <w:r>
         <w:rPr>
-          <w:rFonts w:ascii="Arial" w:hAnsi="Arial"/>
+          <w:rFonts w:ascii="Arial" w:hAnsi="Arial" w:cs="Arial"/>
           <w:b w:val="0"/>
           <w:i/>
+          <w:color w:val="000000"/>
           <w:sz w:val="22"/>
         </w:rPr>
         <w:t>Contoh studio:</w:t>
       </w:r>
       <w:r>
         <w:rPr>
-          <w:rFonts w:ascii="Arial" w:hAnsi="Arial"/>
+          <w:rFonts w:ascii="Arial" w:hAnsi="Arial" w:cs="Arial"/>
           <w:b w:val="0"/>
           <w:i w:val="0"/>
+          <w:color w:val="000000"/>
           <w:sz w:val="22"/>
         </w:rPr>
         <w:t xml:space="preserve"> footage mentah pelanggan, senarai pelanggan agensi, kontrak NDA produksi, kod warna/</w:t>
       </w:r>
       <w:r>
         <w:rPr>
-          <w:rFonts w:ascii="Arial" w:hAnsi="Arial"/>
+          <w:rFonts w:ascii="Arial" w:hAnsi="Arial" w:cs="Arial"/>
           <w:b w:val="0"/>
           <w:i/>
+          <w:color w:val="000000"/>
           <w:sz w:val="22"/>
         </w:rPr>
         <w:t>preset</w:t>
       </w:r>
       <w:r>
         <w:rPr>
-          <w:rFonts w:ascii="Arial" w:hAnsi="Arial"/>
+          <w:rFonts w:ascii="Arial" w:hAnsi="Arial" w:cs="Arial"/>
           <w:b w:val="0"/>
           <w:i w:val="0"/>
+          <w:color w:val="000000"/>
           <w:sz w:val="22"/>
         </w:rPr>
         <w:t xml:space="preserve"> editan proprietari studio, dan fail projek yang belum disiarkan adalah "maklumat perniagaan" yang mesti dilindungi.</w:t>
@@ -937,13 +1659,15 @@
     </w:p>
     <w:p>
       <w:pPr>
-        <w:spacing w:after="160"/>
+        <w:spacing w:after="120" w:line="276" w:lineRule="auto"/>
+        <w:jc w:val="left"/>
       </w:pPr>
       <w:r>
         <w:rPr>
-          <w:rFonts w:ascii="Arial" w:hAnsi="Arial"/>
+          <w:rFonts w:ascii="Arial" w:hAnsi="Arial" w:cs="Arial"/>
           <w:b w:val="0"/>
           <w:i w:val="0"/>
+          <w:color w:val="000000"/>
           <w:sz w:val="22"/>
         </w:rPr>
         <w:t>#### 2.4 The Importance Of Confidentiality In The Workplace (Kepentingan Kerahsiaan Di Tempat Kerja)</w:t>
@@ -952,12 +1676,16 @@
     <w:p>
       <w:pPr>
         <w:pStyle w:val="ListBullet"/>
+        <w:spacing w:line="276" w:lineRule="auto" w:after="40"/>
+        <w:ind w:left="357" w:hanging="357"/>
+        <w:jc w:val="left"/>
       </w:pPr>
       <w:r>
         <w:rPr>
-          <w:rFonts w:ascii="Arial" w:hAnsi="Arial"/>
+          <w:rFonts w:ascii="Arial" w:hAnsi="Arial" w:cs="Arial"/>
           <w:b w:val="0"/>
           <w:i w:val="0"/>
+          <w:color w:val="000000"/>
           <w:sz w:val="22"/>
         </w:rPr>
         <w:t>Kegagalan melindungi maklumat perniagaan sulit boleh menyebabkan kehilangan perniagaan dan klien.</w:t>
@@ -966,12 +1694,16 @@
     <w:p>
       <w:pPr>
         <w:pStyle w:val="ListBullet"/>
+        <w:spacing w:line="276" w:lineRule="auto" w:after="40"/>
+        <w:ind w:left="357" w:hanging="357"/>
+        <w:jc w:val="left"/>
       </w:pPr>
       <w:r>
         <w:rPr>
-          <w:rFonts w:ascii="Arial" w:hAnsi="Arial"/>
+          <w:rFonts w:ascii="Arial" w:hAnsi="Arial" w:cs="Arial"/>
           <w:b w:val="0"/>
           <w:i w:val="0"/>
+          <w:color w:val="000000"/>
           <w:sz w:val="22"/>
         </w:rPr>
         <w:t>Maklumat sulit boleh disalahgunakan untuk aktiviti haram seperti penipuan dan pemalsuan.</w:t>
@@ -980,12 +1712,16 @@
     <w:p>
       <w:pPr>
         <w:pStyle w:val="ListBullet"/>
+        <w:spacing w:line="276" w:lineRule="auto" w:after="40"/>
+        <w:ind w:left="357" w:hanging="357"/>
+        <w:jc w:val="left"/>
       </w:pPr>
       <w:r>
         <w:rPr>
-          <w:rFonts w:ascii="Arial" w:hAnsi="Arial"/>
+          <w:rFonts w:ascii="Arial" w:hAnsi="Arial" w:cs="Arial"/>
           <w:b w:val="0"/>
           <w:i w:val="0"/>
+          <w:color w:val="000000"/>
           <w:sz w:val="22"/>
         </w:rPr>
         <w:t>Pendedahan maklumat pekerja dan pengurusan yang sensitif boleh menyebabkan kehilangan kepercayaan, keyakinan dan kesetiaan pekerja, sekali gus menjejaskan produktiviti.</w:t>
@@ -993,27 +1729,31 @@
     </w:p>
     <w:p>
       <w:pPr>
-        <w:spacing w:before="200"/>
+        <w:spacing w:before="120" w:after="120" w:line="276" w:lineRule="auto"/>
+        <w:jc w:val="left"/>
       </w:pPr>
       <w:r>
         <w:rPr>
-          <w:rFonts w:ascii="Arial" w:hAnsi="Arial"/>
+          <w:rFonts w:ascii="Arial" w:hAnsi="Arial" w:cs="Arial"/>
           <w:b/>
           <w:i w:val="0"/>
-          <w:sz w:val="24"/>
+          <w:color w:val="000000"/>
+          <w:sz w:val="22"/>
         </w:rPr>
         <w:t>3. Workplace Confidentiality (Kerahsiaan Di Tempat Kerja)</w:t>
       </w:r>
     </w:p>
     <w:p>
       <w:pPr>
-        <w:spacing w:after="160"/>
+        <w:spacing w:after="120" w:line="276" w:lineRule="auto"/>
+        <w:jc w:val="left"/>
       </w:pPr>
       <w:r>
         <w:rPr>
-          <w:rFonts w:ascii="Arial" w:hAnsi="Arial"/>
+          <w:rFonts w:ascii="Arial" w:hAnsi="Arial" w:cs="Arial"/>
           <w:b w:val="0"/>
           <w:i w:val="0"/>
+          <w:color w:val="000000"/>
           <w:sz w:val="22"/>
         </w:rPr>
         <w:t>#### 3.1 Methods By Employers To Ensure Confidentiality In The Workplace (Kaedah Majikan Memastikan Kerahsiaan Di Tempat Kerja)</w:t>
@@ -1021,13 +1761,15 @@
     </w:p>
     <w:p>
       <w:pPr>
-        <w:spacing w:after="160"/>
+        <w:spacing w:after="120" w:line="276" w:lineRule="auto"/>
+        <w:jc w:val="left"/>
       </w:pPr>
       <w:r>
         <w:rPr>
-          <w:rFonts w:ascii="Arial" w:hAnsi="Arial"/>
+          <w:rFonts w:ascii="Arial" w:hAnsi="Arial" w:cs="Arial"/>
           <w:b w:val="0"/>
           <w:i w:val="0"/>
+          <w:color w:val="000000"/>
           <w:sz w:val="22"/>
         </w:rPr>
         <w:t>i) Melaksanakan polisi dan prosedur kerahsiaan.</w:t>
@@ -1035,13 +1777,15 @@
     </w:p>
     <w:p>
       <w:pPr>
-        <w:spacing w:after="160"/>
+        <w:spacing w:after="120" w:line="276" w:lineRule="auto"/>
+        <w:jc w:val="left"/>
       </w:pPr>
       <w:r>
         <w:rPr>
-          <w:rFonts w:ascii="Arial" w:hAnsi="Arial"/>
+          <w:rFonts w:ascii="Arial" w:hAnsi="Arial" w:cs="Arial"/>
           <w:b w:val="0"/>
           <w:i w:val="0"/>
+          <w:color w:val="000000"/>
           <w:sz w:val="22"/>
         </w:rPr>
         <w:t>ii) Melatih pengurusan dan pekerja mengenai isu, polisi dan prosedur kerahsiaan.</w:t>
@@ -1049,13 +1793,15 @@
     </w:p>
     <w:p>
       <w:pPr>
-        <w:spacing w:after="160"/>
+        <w:spacing w:after="120" w:line="276" w:lineRule="auto"/>
+        <w:jc w:val="left"/>
       </w:pPr>
       <w:r>
         <w:rPr>
-          <w:rFonts w:ascii="Arial" w:hAnsi="Arial"/>
+          <w:rFonts w:ascii="Arial" w:hAnsi="Arial" w:cs="Arial"/>
           <w:b w:val="0"/>
           <w:i w:val="0"/>
+          <w:color w:val="000000"/>
           <w:sz w:val="22"/>
         </w:rPr>
         <w:t>iii) Menguatkuasakan polisi, prosedur dan latihan termasuk tindakan disiplin.</w:t>
@@ -1063,67 +1809,75 @@
     </w:p>
     <w:p>
       <w:pPr>
-        <w:spacing w:after="160"/>
+        <w:spacing w:after="120" w:line="276" w:lineRule="auto"/>
+        <w:jc w:val="left"/>
       </w:pPr>
       <w:r>
         <w:rPr>
-          <w:rFonts w:ascii="Arial" w:hAnsi="Arial"/>
+          <w:rFonts w:ascii="Arial" w:hAnsi="Arial" w:cs="Arial"/>
           <w:b w:val="0"/>
           <w:i w:val="0"/>
+          <w:color w:val="000000"/>
           <w:sz w:val="22"/>
         </w:rPr>
         <w:t>iv) Perjanjian Tidak Mendedahkan (</w:t>
       </w:r>
       <w:r>
         <w:rPr>
-          <w:rFonts w:ascii="Arial" w:hAnsi="Arial"/>
+          <w:rFonts w:ascii="Arial" w:hAnsi="Arial" w:cs="Arial"/>
           <w:b w:val="0"/>
           <w:i/>
+          <w:color w:val="000000"/>
           <w:sz w:val="22"/>
         </w:rPr>
         <w:t>Non-Disclosure Agreement</w:t>
       </w:r>
       <w:r>
         <w:rPr>
-          <w:rFonts w:ascii="Arial" w:hAnsi="Arial"/>
+          <w:rFonts w:ascii="Arial" w:hAnsi="Arial" w:cs="Arial"/>
           <w:b w:val="0"/>
           <w:i w:val="0"/>
+          <w:color w:val="000000"/>
           <w:sz w:val="22"/>
         </w:rPr>
         <w:t xml:space="preserve">, NDA) yang ditandatangani pekerja untuk melindungi maklumat perniagaan — </w:t>
       </w:r>
       <w:r>
         <w:rPr>
-          <w:rFonts w:ascii="Arial" w:hAnsi="Arial"/>
+          <w:rFonts w:ascii="Arial" w:hAnsi="Arial" w:cs="Arial"/>
           <w:b w:val="0"/>
           <w:i/>
+          <w:color w:val="000000"/>
           <w:sz w:val="22"/>
         </w:rPr>
         <w:t>contoh studio:</w:t>
       </w:r>
       <w:r>
         <w:rPr>
-          <w:rFonts w:ascii="Arial" w:hAnsi="Arial"/>
+          <w:rFonts w:ascii="Arial" w:hAnsi="Arial" w:cs="Arial"/>
           <w:b w:val="0"/>
           <w:i w:val="0"/>
+          <w:color w:val="000000"/>
           <w:sz w:val="22"/>
         </w:rPr>
         <w:t xml:space="preserve"> setiap Editor lepasan (</w:t>
       </w:r>
       <w:r>
         <w:rPr>
-          <w:rFonts w:ascii="Arial" w:hAnsi="Arial"/>
+          <w:rFonts w:ascii="Arial" w:hAnsi="Arial" w:cs="Arial"/>
           <w:b w:val="0"/>
           <w:i/>
+          <w:color w:val="000000"/>
           <w:sz w:val="22"/>
         </w:rPr>
         <w:t>freelance editor</w:t>
       </w:r>
       <w:r>
         <w:rPr>
-          <w:rFonts w:ascii="Arial" w:hAnsi="Arial"/>
+          <w:rFonts w:ascii="Arial" w:hAnsi="Arial" w:cs="Arial"/>
           <w:b w:val="0"/>
           <w:i w:val="0"/>
+          <w:color w:val="000000"/>
           <w:sz w:val="22"/>
         </w:rPr>
         <w:t>) yang mengendalikan projek klien korporat wajib menandatangani NDA sebelum menerima akses footage.</w:t>
@@ -1131,13 +1885,15 @@
     </w:p>
     <w:p>
       <w:pPr>
-        <w:spacing w:after="160"/>
+        <w:spacing w:after="120" w:line="276" w:lineRule="auto"/>
+        <w:jc w:val="left"/>
       </w:pPr>
       <w:r>
         <w:rPr>
-          <w:rFonts w:ascii="Arial" w:hAnsi="Arial"/>
+          <w:rFonts w:ascii="Arial" w:hAnsi="Arial" w:cs="Arial"/>
           <w:b w:val="0"/>
           <w:i w:val="0"/>
+          <w:color w:val="000000"/>
           <w:sz w:val="22"/>
         </w:rPr>
         <w:t>#### 3.2 Methods By Employees To Practice Confidentiality In The Workplace (Kaedah Pekerja Mengamalkan Kerahsiaan Di Tempat Kerja)</w:t>
@@ -1145,13 +1901,15 @@
     </w:p>
     <w:p>
       <w:pPr>
-        <w:spacing w:after="160"/>
+        <w:spacing w:after="120" w:line="276" w:lineRule="auto"/>
+        <w:jc w:val="left"/>
       </w:pPr>
       <w:r>
         <w:rPr>
-          <w:rFonts w:ascii="Arial" w:hAnsi="Arial"/>
+          <w:rFonts w:ascii="Arial" w:hAnsi="Arial" w:cs="Arial"/>
           <w:b w:val="0"/>
           <w:i w:val="0"/>
+          <w:color w:val="000000"/>
           <w:sz w:val="22"/>
         </w:rPr>
         <w:t>i) Memastikan telah menjalani latihan mengenai polisi dan prosedur syarikat.</w:t>
@@ -1159,13 +1917,15 @@
     </w:p>
     <w:p>
       <w:pPr>
-        <w:spacing w:after="160"/>
+        <w:spacing w:after="120" w:line="276" w:lineRule="auto"/>
+        <w:jc w:val="left"/>
       </w:pPr>
       <w:r>
         <w:rPr>
-          <w:rFonts w:ascii="Arial" w:hAnsi="Arial"/>
+          <w:rFonts w:ascii="Arial" w:hAnsi="Arial" w:cs="Arial"/>
           <w:b w:val="0"/>
           <w:i w:val="0"/>
+          <w:color w:val="000000"/>
           <w:sz w:val="22"/>
         </w:rPr>
         <w:t>ii) Memastikan memahami latihan tersebut.</w:t>
@@ -1173,13 +1933,15 @@
     </w:p>
     <w:p>
       <w:pPr>
-        <w:spacing w:after="160"/>
+        <w:spacing w:after="120" w:line="276" w:lineRule="auto"/>
+        <w:jc w:val="left"/>
       </w:pPr>
       <w:r>
         <w:rPr>
-          <w:rFonts w:ascii="Arial" w:hAnsi="Arial"/>
+          <w:rFonts w:ascii="Arial" w:hAnsi="Arial" w:cs="Arial"/>
           <w:b w:val="0"/>
           <w:i w:val="0"/>
+          <w:color w:val="000000"/>
           <w:sz w:val="22"/>
         </w:rPr>
         <w:t>iii) Merujuk polisi dan prosedur secara berkala.</w:t>
@@ -1187,13 +1949,15 @@
     </w:p>
     <w:p>
       <w:pPr>
-        <w:spacing w:after="160"/>
+        <w:spacing w:after="120" w:line="276" w:lineRule="auto"/>
+        <w:jc w:val="left"/>
       </w:pPr>
       <w:r>
         <w:rPr>
-          <w:rFonts w:ascii="Arial" w:hAnsi="Arial"/>
+          <w:rFonts w:ascii="Arial" w:hAnsi="Arial" w:cs="Arial"/>
           <w:b w:val="0"/>
           <w:i w:val="0"/>
+          <w:color w:val="000000"/>
           <w:sz w:val="22"/>
         </w:rPr>
         <w:t>iv) Mematuhi polisi dan prosedur.</w:t>
@@ -1201,13 +1965,15 @@
     </w:p>
     <w:p>
       <w:pPr>
-        <w:spacing w:after="160"/>
+        <w:spacing w:after="120" w:line="276" w:lineRule="auto"/>
+        <w:jc w:val="left"/>
       </w:pPr>
       <w:r>
         <w:rPr>
-          <w:rFonts w:ascii="Arial" w:hAnsi="Arial"/>
+          <w:rFonts w:ascii="Arial" w:hAnsi="Arial" w:cs="Arial"/>
           <w:b w:val="0"/>
           <w:i w:val="0"/>
+          <w:color w:val="000000"/>
           <w:sz w:val="22"/>
         </w:rPr>
         <w:t>v) Mencadangkan penambahbaikan berterusan atau memberi maklum balas membina kepada pengurusan mengenai polisi dan prosedur.</w:t>
@@ -1215,27 +1981,31 @@
     </w:p>
     <w:p>
       <w:pPr>
-        <w:spacing w:before="200"/>
+        <w:spacing w:before="120" w:after="120" w:line="276" w:lineRule="auto"/>
+        <w:jc w:val="left"/>
       </w:pPr>
       <w:r>
         <w:rPr>
-          <w:rFonts w:ascii="Arial" w:hAnsi="Arial"/>
+          <w:rFonts w:ascii="Arial" w:hAnsi="Arial" w:cs="Arial"/>
           <w:b/>
           <w:i w:val="0"/>
-          <w:sz w:val="24"/>
+          <w:color w:val="000000"/>
+          <w:sz w:val="22"/>
         </w:rPr>
         <w:t>4. Ethical Guidelines (Garis Panduan Etika)</w:t>
       </w:r>
     </w:p>
     <w:p>
       <w:pPr>
-        <w:spacing w:after="160"/>
+        <w:spacing w:after="120" w:line="276" w:lineRule="auto"/>
+        <w:jc w:val="left"/>
       </w:pPr>
       <w:r>
         <w:rPr>
-          <w:rFonts w:ascii="Arial" w:hAnsi="Arial"/>
+          <w:rFonts w:ascii="Arial" w:hAnsi="Arial" w:cs="Arial"/>
           <w:b w:val="0"/>
           <w:i w:val="0"/>
+          <w:color w:val="000000"/>
           <w:sz w:val="22"/>
         </w:rPr>
         <w:t>#### 4.1 Introduction (Pengenalan)</w:t>
@@ -1243,31 +2013,35 @@
     </w:p>
     <w:p>
       <w:pPr>
-        <w:spacing w:after="160"/>
+        <w:spacing w:after="120" w:line="276" w:lineRule="auto"/>
+        <w:jc w:val="left"/>
       </w:pPr>
       <w:r>
         <w:rPr>
-          <w:rFonts w:ascii="Arial" w:hAnsi="Arial"/>
+          <w:rFonts w:ascii="Arial" w:hAnsi="Arial" w:cs="Arial"/>
           <w:b w:val="0"/>
           <w:i w:val="0"/>
+          <w:color w:val="000000"/>
           <w:sz w:val="22"/>
         </w:rPr>
         <w:t xml:space="preserve">Etika merujuk kepada sistem peraturan dan undang-undang luaran. Terdapat ganjaran apabila garis panduan etika dipatuhi, dan hukuman apabila peraturan dilanggar — contohnya garis panduan yang digubal badan profesional peguam dan doktor untuk memantau pematuhan dan mengenakan hukuman yang sesuai apabila garis panduan dilanggar. Organisasi selalunya mempunyai kod etika yang wajib dipatuhi pekerja — contoh studio: kod etika produksi yang melarang penggunaan footage klien tanpa kebenaran untuk </w:t>
       </w:r>
       <w:r>
         <w:rPr>
-          <w:rFonts w:ascii="Arial" w:hAnsi="Arial"/>
+          <w:rFonts w:ascii="Arial" w:hAnsi="Arial" w:cs="Arial"/>
           <w:b w:val="0"/>
           <w:i/>
+          <w:color w:val="000000"/>
           <w:sz w:val="22"/>
         </w:rPr>
         <w:t>showreel</w:t>
       </w:r>
       <w:r>
         <w:rPr>
-          <w:rFonts w:ascii="Arial" w:hAnsi="Arial"/>
+          <w:rFonts w:ascii="Arial" w:hAnsi="Arial" w:cs="Arial"/>
           <w:b w:val="0"/>
           <w:i w:val="0"/>
+          <w:color w:val="000000"/>
           <w:sz w:val="22"/>
         </w:rPr>
         <w:t xml:space="preserve"> peribadi Editor.</w:t>
@@ -1275,13 +2049,15 @@
     </w:p>
     <w:p>
       <w:pPr>
-        <w:spacing w:after="160"/>
+        <w:spacing w:after="120" w:line="276" w:lineRule="auto"/>
+        <w:jc w:val="left"/>
       </w:pPr>
       <w:r>
         <w:rPr>
-          <w:rFonts w:ascii="Arial" w:hAnsi="Arial"/>
+          <w:rFonts w:ascii="Arial" w:hAnsi="Arial" w:cs="Arial"/>
           <w:b w:val="0"/>
           <w:i w:val="0"/>
+          <w:color w:val="000000"/>
           <w:sz w:val="22"/>
         </w:rPr>
         <w:t>#### 4.2 How To Apply The Code Of Ethics (Cara Mengaplikasikan Kod Etika)</w:t>
@@ -1289,13 +2065,15 @@
     </w:p>
     <w:p>
       <w:pPr>
-        <w:spacing w:after="160"/>
+        <w:spacing w:after="120" w:line="276" w:lineRule="auto"/>
+        <w:jc w:val="left"/>
       </w:pPr>
       <w:r>
         <w:rPr>
-          <w:rFonts w:ascii="Arial" w:hAnsi="Arial"/>
+          <w:rFonts w:ascii="Arial" w:hAnsi="Arial" w:cs="Arial"/>
           <w:b w:val="0"/>
           <w:i w:val="0"/>
+          <w:color w:val="000000"/>
           <w:sz w:val="22"/>
         </w:rPr>
         <w:t>i) Memahami Kod Etika.</w:t>
@@ -1303,13 +2081,15 @@
     </w:p>
     <w:p>
       <w:pPr>
-        <w:spacing w:after="160"/>
+        <w:spacing w:after="120" w:line="276" w:lineRule="auto"/>
+        <w:jc w:val="left"/>
       </w:pPr>
       <w:r>
         <w:rPr>
-          <w:rFonts w:ascii="Arial" w:hAnsi="Arial"/>
+          <w:rFonts w:ascii="Arial" w:hAnsi="Arial" w:cs="Arial"/>
           <w:b w:val="0"/>
           <w:i w:val="0"/>
+          <w:color w:val="000000"/>
           <w:sz w:val="22"/>
         </w:rPr>
         <w:t>ii) Merujuk Kod Etika secara berkala.</w:t>
@@ -1317,13 +2097,15 @@
     </w:p>
     <w:p>
       <w:pPr>
-        <w:spacing w:after="160"/>
+        <w:spacing w:after="120" w:line="276" w:lineRule="auto"/>
+        <w:jc w:val="left"/>
       </w:pPr>
       <w:r>
         <w:rPr>
-          <w:rFonts w:ascii="Arial" w:hAnsi="Arial"/>
+          <w:rFonts w:ascii="Arial" w:hAnsi="Arial" w:cs="Arial"/>
           <w:b w:val="0"/>
           <w:i w:val="0"/>
+          <w:color w:val="000000"/>
           <w:sz w:val="22"/>
         </w:rPr>
         <w:t>iii) Mematuhi Kod Etika.</w:t>
@@ -1331,49 +2113,59 @@
     </w:p>
     <w:p>
       <w:pPr>
-        <w:spacing w:after="160"/>
+        <w:spacing w:after="120" w:line="276" w:lineRule="auto"/>
+        <w:jc w:val="left"/>
       </w:pPr>
       <w:r>
         <w:rPr>
-          <w:rFonts w:ascii="Arial" w:hAnsi="Arial"/>
+          <w:rFonts w:ascii="Arial" w:hAnsi="Arial" w:cs="Arial"/>
           <w:b w:val="0"/>
           <w:i w:val="0"/>
+          <w:color w:val="000000"/>
           <w:sz w:val="22"/>
         </w:rPr>
         <w:t>iv) Mencadangkan penambahbaikan berterusan atau maklum balas membina.</w:t>
       </w:r>
     </w:p>
     <w:p>
+      <w:pPr>
+        <w:spacing w:before="120" w:after="120" w:line="276" w:lineRule="auto"/>
+        <w:jc w:val="left"/>
+      </w:pPr>
       <w:r>
         <w:rPr>
-          <w:rFonts w:ascii="Arial" w:hAnsi="Arial"/>
+          <w:rFonts w:ascii="Arial" w:hAnsi="Arial" w:cs="Arial"/>
           <w:b/>
-          <w:sz w:val="24"/>
+          <w:color w:val="000000"/>
+          <w:sz w:val="22"/>
         </w:rPr>
         <w:t>SOALAN</w:t>
       </w:r>
       <w:r>
         <w:rPr>
-          <w:rFonts w:ascii="Arial" w:hAnsi="Arial"/>
+          <w:rFonts w:ascii="Arial" w:hAnsi="Arial" w:cs="Arial"/>
           <w:b/>
-          <w:sz w:val="24"/>
+          <w:color w:val="000000"/>
+          <w:sz w:val="22"/>
         </w:rPr>
         <w:t>/</w:t>
       </w:r>
       <w:r>
         <w:rPr>
-          <w:rFonts w:ascii="Arial" w:hAnsi="Arial"/>
+          <w:rFonts w:ascii="Arial" w:hAnsi="Arial" w:cs="Arial"/>
           <w:b/>
           <w:i/>
-          <w:sz w:val="24"/>
+          <w:color w:val="000000"/>
+          <w:sz w:val="22"/>
         </w:rPr>
         <w:t>QUESTION</w:t>
       </w:r>
       <w:r>
         <w:rPr>
-          <w:rFonts w:ascii="Arial" w:hAnsi="Arial"/>
+          <w:rFonts w:ascii="Arial" w:hAnsi="Arial" w:cs="Arial"/>
           <w:b/>
-          <w:sz w:val="24"/>
+          <w:color w:val="000000"/>
+          <w:sz w:val="22"/>
         </w:rPr>
         <w:t>:</w:t>
       </w:r>
@@ -1381,13 +2173,15 @@
     <w:p/>
     <w:p>
       <w:pPr>
-        <w:spacing w:after="160"/>
+        <w:spacing w:after="120" w:before="120" w:line="276" w:lineRule="auto"/>
+        <w:jc w:val="left"/>
       </w:pPr>
       <w:r>
         <w:rPr>
-          <w:rFonts w:ascii="Arial" w:hAnsi="Arial"/>
+          <w:rFonts w:ascii="Arial" w:hAnsi="Arial" w:cs="Arial"/>
           <w:b/>
           <w:i w:val="0"/>
+          <w:color w:val="000000"/>
           <w:sz w:val="22"/>
         </w:rPr>
         <w:t>1. Apakah definisi 'integriti'?</w:t>
@@ -1395,40 +2189,45 @@
     </w:p>
     <w:p>
       <w:pPr>
-        <w:spacing w:after="160"/>
+        <w:spacing w:after="120" w:line="276" w:lineRule="auto"/>
+        <w:jc w:val="left"/>
       </w:pPr>
       <w:r>
         <w:rPr>
-          <w:rFonts w:ascii="Arial" w:hAnsi="Arial"/>
+          <w:rFonts w:ascii="Arial" w:hAnsi="Arial" w:cs="Arial"/>
           <w:b w:val="0"/>
           <w:i/>
+          <w:color w:val="000000"/>
           <w:sz w:val="22"/>
         </w:rPr>
         <w:t>Jawapan model:</w:t>
       </w:r>
       <w:r>
         <w:rPr>
-          <w:rFonts w:ascii="Arial" w:hAnsi="Arial"/>
+          <w:rFonts w:ascii="Arial" w:hAnsi="Arial" w:cs="Arial"/>
           <w:b w:val="0"/>
           <w:i w:val="0"/>
+          <w:color w:val="000000"/>
           <w:sz w:val="22"/>
         </w:rPr>
         <w:t xml:space="preserve"> Integriti ialah kualiti kejujuran dengan prinsip moral yang kukuh, iaitu sentiasa berkelakuan mengikut prinsip moral yang dipercayai sehingga dihormati dan dipercayai orang lain, serta mematuhi peraturan dan piawaian profesion — contohnya, seorang Editor yang sentiasa mengikut arahan Director dan tidak mengubah </w:t>
       </w:r>
       <w:r>
         <w:rPr>
-          <w:rFonts w:ascii="Arial" w:hAnsi="Arial"/>
+          <w:rFonts w:ascii="Arial" w:hAnsi="Arial" w:cs="Arial"/>
           <w:b w:val="0"/>
           <w:i/>
+          <w:color w:val="000000"/>
           <w:sz w:val="22"/>
         </w:rPr>
         <w:t>deliverable</w:t>
       </w:r>
       <w:r>
         <w:rPr>
-          <w:rFonts w:ascii="Arial" w:hAnsi="Arial"/>
+          <w:rFonts w:ascii="Arial" w:hAnsi="Arial" w:cs="Arial"/>
           <w:b w:val="0"/>
           <w:i w:val="0"/>
+          <w:color w:val="000000"/>
           <w:sz w:val="22"/>
         </w:rPr>
         <w:t xml:space="preserve"> tanpa kebenaran menunjukkan integriti.</w:t>
@@ -1436,13 +2235,15 @@
     </w:p>
     <w:p>
       <w:pPr>
-        <w:spacing w:after="160"/>
+        <w:spacing w:after="120" w:before="120" w:line="276" w:lineRule="auto"/>
+        <w:jc w:val="left"/>
       </w:pPr>
       <w:r>
         <w:rPr>
-          <w:rFonts w:ascii="Arial" w:hAnsi="Arial"/>
+          <w:rFonts w:ascii="Arial" w:hAnsi="Arial" w:cs="Arial"/>
           <w:b/>
           <w:i w:val="0"/>
+          <w:color w:val="000000"/>
           <w:sz w:val="22"/>
         </w:rPr>
         <w:t>2. Berikan empat (4) contoh integriti di tempat kerja.</w:t>
@@ -1450,40 +2251,45 @@
     </w:p>
     <w:p>
       <w:pPr>
-        <w:spacing w:after="160"/>
+        <w:spacing w:after="120" w:line="276" w:lineRule="auto"/>
+        <w:jc w:val="left"/>
       </w:pPr>
       <w:r>
         <w:rPr>
-          <w:rFonts w:ascii="Arial" w:hAnsi="Arial"/>
+          <w:rFonts w:ascii="Arial" w:hAnsi="Arial" w:cs="Arial"/>
           <w:b w:val="0"/>
           <w:i/>
+          <w:color w:val="000000"/>
           <w:sz w:val="22"/>
         </w:rPr>
         <w:t>Jawapan model:</w:t>
       </w:r>
       <w:r>
         <w:rPr>
-          <w:rFonts w:ascii="Arial" w:hAnsi="Arial"/>
+          <w:rFonts w:ascii="Arial" w:hAnsi="Arial" w:cs="Arial"/>
           <w:b w:val="0"/>
           <w:i w:val="0"/>
+          <w:color w:val="000000"/>
           <w:sz w:val="22"/>
         </w:rPr>
         <w:t xml:space="preserve"> (i) Bekerja sepenuhnya sepanjang waktu bertugas — contohnya Editor fokus menyunting semasa sesi kerja dijadualkan; (ii) Mematuhi polisi syarikat — contohnya mengikut prosedur </w:t>
       </w:r>
       <w:r>
         <w:rPr>
-          <w:rFonts w:ascii="Arial" w:hAnsi="Arial"/>
+          <w:rFonts w:ascii="Arial" w:hAnsi="Arial" w:cs="Arial"/>
           <w:b w:val="0"/>
           <w:i/>
+          <w:color w:val="000000"/>
           <w:sz w:val="22"/>
         </w:rPr>
         <w:t>backup</w:t>
       </w:r>
       <w:r>
         <w:rPr>
-          <w:rFonts w:ascii="Arial" w:hAnsi="Arial"/>
+          <w:rFonts w:ascii="Arial" w:hAnsi="Arial" w:cs="Arial"/>
           <w:b w:val="0"/>
           <w:i w:val="0"/>
+          <w:color w:val="000000"/>
           <w:sz w:val="22"/>
         </w:rPr>
         <w:t xml:space="preserve"> fail projek dan protokol keselamatan data klien; (iii) Menghormati rakan sekerja dan membina kepercayaan — contohnya komunikasi sopan antara Editor dan Producer; (iv) Menunjukkan kelakuan bertanggungjawab — contohnya tidak menggunakan peralatan studio untuk kegunaan peribadi dan menepati tarikh penghantaran.</w:t>
@@ -1491,13 +2297,15 @@
     </w:p>
     <w:p>
       <w:pPr>
-        <w:spacing w:after="160"/>
+        <w:spacing w:after="120" w:before="120" w:line="276" w:lineRule="auto"/>
+        <w:jc w:val="left"/>
       </w:pPr>
       <w:r>
         <w:rPr>
-          <w:rFonts w:ascii="Arial" w:hAnsi="Arial"/>
+          <w:rFonts w:ascii="Arial" w:hAnsi="Arial" w:cs="Arial"/>
           <w:b/>
           <w:i w:val="0"/>
+          <w:color w:val="000000"/>
           <w:sz w:val="22"/>
         </w:rPr>
         <w:t>3. Berikan tiga (3) sebab kerahsiaan di tempat kerja penting.</w:t>
@@ -1505,58 +2313,69 @@
     </w:p>
     <w:p>
       <w:pPr>
-        <w:spacing w:after="160"/>
+        <w:spacing w:after="120" w:line="276" w:lineRule="auto"/>
+        <w:jc w:val="left"/>
       </w:pPr>
       <w:r>
         <w:rPr>
-          <w:rFonts w:ascii="Arial" w:hAnsi="Arial"/>
+          <w:rFonts w:ascii="Arial" w:hAnsi="Arial" w:cs="Arial"/>
           <w:b w:val="0"/>
           <w:i/>
+          <w:color w:val="000000"/>
           <w:sz w:val="22"/>
         </w:rPr>
         <w:t>Jawapan model:</w:t>
       </w:r>
       <w:r>
         <w:rPr>
-          <w:rFonts w:ascii="Arial" w:hAnsi="Arial"/>
+          <w:rFonts w:ascii="Arial" w:hAnsi="Arial" w:cs="Arial"/>
           <w:b w:val="0"/>
           <w:i w:val="0"/>
+          <w:color w:val="000000"/>
           <w:sz w:val="22"/>
         </w:rPr>
         <w:t xml:space="preserve"> (i) Kegagalan melindungi maklumat perniagaan sulit — seperti footage klien atau senarai pelanggan studio — boleh menyebabkan kehilangan perniagaan dan klien; (ii) Maklumat sulit yang disalahgunakan boleh membawa kepada aktiviti haram seperti penipuan; (iii) Pendedahan maklumat pekerja dan pengurusan yang sensitif boleh menjejaskan kepercayaan, keyakinan dan produktiviti pasukan produksi.</w:t>
       </w:r>
     </w:p>
     <w:p>
+      <w:pPr>
+        <w:spacing w:before="120" w:after="120" w:line="276" w:lineRule="auto"/>
+        <w:jc w:val="left"/>
+      </w:pPr>
       <w:r>
         <w:rPr>
-          <w:rFonts w:ascii="Arial" w:hAnsi="Arial"/>
+          <w:rFonts w:ascii="Arial" w:hAnsi="Arial" w:cs="Arial"/>
           <w:b/>
-          <w:sz w:val="24"/>
+          <w:color w:val="000000"/>
+          <w:sz w:val="22"/>
         </w:rPr>
         <w:t>RUJUKAN</w:t>
       </w:r>
       <w:r>
         <w:rPr>
-          <w:rFonts w:ascii="Arial" w:hAnsi="Arial"/>
+          <w:rFonts w:ascii="Arial" w:hAnsi="Arial" w:cs="Arial"/>
           <w:b/>
-          <w:sz w:val="24"/>
+          <w:color w:val="000000"/>
+          <w:sz w:val="22"/>
         </w:rPr>
         <w:t>/</w:t>
       </w:r>
       <w:r>
         <w:rPr>
-          <w:rFonts w:ascii="Arial" w:hAnsi="Arial"/>
+          <w:rFonts w:ascii="Arial" w:hAnsi="Arial" w:cs="Arial"/>
           <w:b/>
           <w:i/>
-          <w:sz w:val="24"/>
+          <w:color w:val="000000"/>
+          <w:sz w:val="22"/>
         </w:rPr>
         <w:t>REFERENCES</w:t>
       </w:r>
       <w:r>
         <w:rPr>
-          <w:rFonts w:ascii="Arial" w:hAnsi="Arial"/>
+          <w:rFonts w:ascii="Arial" w:hAnsi="Arial" w:cs="Arial"/>
           <w:b/>
-          <w:sz w:val="24"/>
+          <w:color w:val="000000"/>
+          <w:sz w:val="22"/>
         </w:rPr>
         <w:t>:</w:t>
       </w:r>
@@ -1564,13 +2383,15 @@
     <w:p/>
     <w:p>
       <w:pPr>
-        <w:spacing w:after="160"/>
+        <w:spacing w:after="120" w:line="276" w:lineRule="auto"/>
+        <w:jc w:val="left"/>
       </w:pPr>
       <w:r>
         <w:rPr>
-          <w:rFonts w:ascii="Arial" w:hAnsi="Arial"/>
+          <w:rFonts w:ascii="Arial" w:hAnsi="Arial" w:cs="Arial"/>
           <w:b w:val="0"/>
           <w:i w:val="0"/>
+          <w:color w:val="000000"/>
           <w:sz w:val="22"/>
         </w:rPr>
         <w:t>1. Oxford Advanced Learner's Dictionary www.oxforddictionaries.com</w:t>
@@ -1578,13 +2399,15 @@
     </w:p>
     <w:p>
       <w:pPr>
-        <w:spacing w:after="160"/>
+        <w:spacing w:after="120" w:line="276" w:lineRule="auto"/>
+        <w:jc w:val="left"/>
       </w:pPr>
       <w:r>
         <w:rPr>
-          <w:rFonts w:ascii="Arial" w:hAnsi="Arial"/>
+          <w:rFonts w:ascii="Arial" w:hAnsi="Arial" w:cs="Arial"/>
           <w:b w:val="0"/>
           <w:i w:val="0"/>
+          <w:color w:val="000000"/>
           <w:sz w:val="22"/>
         </w:rPr>
         <w:t>2. Macmillan English Dictionaries www.macmillandictionary.com</w:t>
@@ -1592,13 +2415,15 @@
     </w:p>
     <w:p>
       <w:pPr>
-        <w:spacing w:after="160"/>
+        <w:spacing w:after="120" w:line="276" w:lineRule="auto"/>
+        <w:jc w:val="left"/>
       </w:pPr>
       <w:r>
         <w:rPr>
-          <w:rFonts w:ascii="Arial" w:hAnsi="Arial"/>
+          <w:rFonts w:ascii="Arial" w:hAnsi="Arial" w:cs="Arial"/>
           <w:b w:val="0"/>
           <w:i w:val="0"/>
+          <w:color w:val="000000"/>
           <w:sz w:val="22"/>
         </w:rPr>
         <w:t>3. Jules Halpern Associates LLC www.halpernadvisors.com</w:t>
@@ -1606,13 +2431,15 @@
     </w:p>
     <w:p>
       <w:pPr>
-        <w:spacing w:after="160"/>
+        <w:spacing w:after="120" w:line="276" w:lineRule="auto"/>
+        <w:jc w:val="left"/>
       </w:pPr>
       <w:r>
         <w:rPr>
-          <w:rFonts w:ascii="Arial" w:hAnsi="Arial"/>
+          <w:rFonts w:ascii="Arial" w:hAnsi="Arial" w:cs="Arial"/>
           <w:b w:val="0"/>
           <w:i w:val="0"/>
+          <w:color w:val="000000"/>
           <w:sz w:val="22"/>
         </w:rPr>
         <w:t>4. Calibrate Coaching www.calibrate.com</w:t>
@@ -1620,13 +2447,15 @@
     </w:p>
     <w:p>
       <w:pPr>
-        <w:spacing w:after="160"/>
+        <w:spacing w:after="120" w:line="276" w:lineRule="auto"/>
+        <w:jc w:val="left"/>
       </w:pPr>
       <w:r>
         <w:rPr>
-          <w:rFonts w:ascii="Arial" w:hAnsi="Arial"/>
+          <w:rFonts w:ascii="Arial" w:hAnsi="Arial" w:cs="Arial"/>
           <w:b w:val="0"/>
           <w:i w:val="0"/>
+          <w:color w:val="000000"/>
           <w:sz w:val="22"/>
         </w:rPr>
         <w:t>5. Global Post www.globalpost.com</w:t>
@@ -1699,614 +2528,8 @@
     <w:pPr>
       <w:pStyle w:val="Header"/>
     </w:pPr>
+    <w:r/>
   </w:p>
-  <w:tbl>
-    <w:tblPr>
-      <w:tblW w:type="auto" w:w="0"/>
-      <w:jc w:val="center"/>
-      <w:tblLook w:firstColumn="1" w:firstRow="1" w:lastColumn="0" w:lastRow="0" w:noHBand="0" w:noVBand="1" w:val="04A0"/>
-      <w:tblBorders>
-        <w:top w:val="single" w:sz="4" w:space="0" w:color="000000"/>
-        <w:left w:val="single" w:sz="4" w:space="0" w:color="000000"/>
-        <w:bottom w:val="single" w:sz="4" w:space="0" w:color="000000"/>
-        <w:right w:val="single" w:sz="4" w:space="0" w:color="000000"/>
-        <w:insideH w:val="single" w:sz="4" w:space="0" w:color="000000"/>
-        <w:insideV w:val="single" w:sz="4" w:space="0" w:color="000000"/>
-      </w:tblBorders>
-    </w:tblPr>
-    <w:tblGrid>
-      <w:gridCol w:w="3213"/>
-      <w:gridCol w:w="3213"/>
-      <w:gridCol w:w="3213"/>
-    </w:tblGrid>
-    <w:tr>
-      <w:tc>
-        <w:tcPr>
-          <w:tcW w:type="dxa" w:w="2551"/>
-          <w:vAlign w:val="center"/>
-          <w:tcMar>
-            <w:top w:w="40" w:type="dxa"/>
-            <w:bottom w:w="40" w:type="dxa"/>
-            <w:start w:w="80" w:type="dxa"/>
-            <w:end w:w="80" w:type="dxa"/>
-          </w:tcMar>
-        </w:tcPr>
-        <w:p>
-          <w:pPr>
-            <w:jc w:val="left"/>
-          </w:pPr>
-          <w:r>
-            <w:drawing>
-              <wp:inline xmlns:a="http://schemas.openxmlformats.org/drawingml/2006/main" xmlns:pic="http://schemas.openxmlformats.org/drawingml/2006/picture">
-                <wp:extent cx="885785" cy="1404000"/>
-                <wp:docPr id="1" name="Picture 1"/>
-                <wp:cNvGraphicFramePr>
-                  <a:graphicFrameLocks noChangeAspect="1"/>
-                </wp:cNvGraphicFramePr>
-                <a:graphic>
-                  <a:graphicData uri="http://schemas.openxmlformats.org/drawingml/2006/picture">
-                    <pic:pic>
-                      <pic:nvPicPr>
-                        <pic:cNvPr id="0" name="jpk-logo-official.png"/>
-                        <pic:cNvPicPr/>
-                      </pic:nvPicPr>
-                      <pic:blipFill>
-                        <a:blip r:embed="rId1"/>
-                        <a:stretch>
-                          <a:fillRect/>
-                        </a:stretch>
-                      </pic:blipFill>
-                      <pic:spPr>
-                        <a:xfrm>
-                          <a:off x="0" y="0"/>
-                          <a:ext cx="885785" cy="1404000"/>
-                        </a:xfrm>
-                        <a:prstGeom prst="rect"/>
-                      </pic:spPr>
-                    </pic:pic>
-                  </a:graphicData>
-                </a:graphic>
-              </wp:inline>
-            </w:drawing>
-          </w:r>
-        </w:p>
-      </w:tc>
-      <w:tc>
-        <w:tcPr>
-          <w:tcW w:type="dxa" w:w="2268"/>
-          <w:gridSpan w:val="2"/>
-          <w:tcMar>
-            <w:top w:w="40" w:type="dxa"/>
-            <w:bottom w:w="40" w:type="dxa"/>
-            <w:start w:w="80" w:type="dxa"/>
-            <w:end w:w="80" w:type="dxa"/>
-          </w:tcMar>
-          <w:tcMar>
-            <w:top w:w="40" w:type="dxa"/>
-            <w:bottom w:w="40" w:type="dxa"/>
-            <w:start w:w="80" w:type="dxa"/>
-            <w:end w:w="80" w:type="dxa"/>
-          </w:tcMar>
-        </w:tcPr>
-        <w:p>
-          <w:r/>
-          <w:r>
-            <w:rPr>
-              <w:rFonts w:ascii="Arial" w:hAnsi="Arial"/>
-              <w:b/>
-              <w:sz w:val="22"/>
-            </w:rPr>
-            <w:t>JABATAN PEMBANGUNAN KEMAHIRAN</w:t>
-          </w:r>
-        </w:p>
-        <w:p>
-          <w:r>
-            <w:rPr>
-              <w:rFonts w:ascii="Arial" w:hAnsi="Arial"/>
-              <w:b/>
-              <w:sz w:val="22"/>
-            </w:rPr>
-            <w:t>KEMENTERIAN SUMBER MANUSIA</w:t>
-          </w:r>
-        </w:p>
-        <w:p>
-          <w:r>
-            <w:rPr>
-              <w:rFonts w:ascii="Arial" w:hAnsi="Arial"/>
-              <w:b/>
-              <w:sz w:val="22"/>
-            </w:rPr>
-            <w:t>ARAS 7 &amp; 8 BLOK D4, KOMPLEK D</w:t>
-          </w:r>
-        </w:p>
-        <w:p>
-          <w:r>
-            <w:rPr>
-              <w:rFonts w:ascii="Arial" w:hAnsi="Arial"/>
-              <w:b/>
-              <w:sz w:val="22"/>
-            </w:rPr>
-            <w:t>PUSAT PENTADBIRAN KERAJAAN PERSEKUTUAN</w:t>
-          </w:r>
-        </w:p>
-        <w:p>
-          <w:r>
-            <w:rPr>
-              <w:rFonts w:ascii="Arial" w:hAnsi="Arial"/>
-              <w:b/>
-              <w:sz w:val="22"/>
-            </w:rPr>
-            <w:t>62530 PUTRAJAYA</w:t>
-          </w:r>
-        </w:p>
-        <w:p/>
-        <w:p>
-          <w:r>
-            <w:rPr>
-              <w:rFonts w:ascii="Arial" w:hAnsi="Arial"/>
-              <w:b/>
-              <w:sz w:val="40"/>
-            </w:rPr>
-            <w:t>KERTAS PENERANGAN</w:t>
-          </w:r>
-        </w:p>
-        <w:p>
-          <w:r>
-            <w:rPr>
-              <w:rFonts w:ascii="Arial" w:hAnsi="Arial"/>
-              <w:b/>
-              <w:sz w:val="24"/>
-            </w:rPr>
-            <w:t>(</w:t>
-          </w:r>
-          <w:r>
-            <w:rPr>
-              <w:rFonts w:ascii="Arial" w:hAnsi="Arial"/>
-              <w:b/>
-              <w:i/>
-              <w:sz w:val="24"/>
-            </w:rPr>
-            <w:t>INFORMATION SHEET</w:t>
-          </w:r>
-          <w:r>
-            <w:rPr>
-              <w:rFonts w:ascii="Arial" w:hAnsi="Arial"/>
-              <w:b/>
-              <w:sz w:val="24"/>
-            </w:rPr>
-            <w:t>)</w:t>
-          </w:r>
-        </w:p>
-      </w:tc>
-    </w:tr>
-    <w:tr>
-      <w:tc>
-        <w:tcPr>
-          <w:tcW w:type="dxa" w:w="2551"/>
-          <w:tcMar>
-            <w:top w:w="40" w:type="dxa"/>
-            <w:bottom w:w="40" w:type="dxa"/>
-            <w:start w:w="80" w:type="dxa"/>
-            <w:end w:w="80" w:type="dxa"/>
-          </w:tcMar>
-        </w:tcPr>
-        <w:p>
-          <w:r/>
-          <w:r>
-            <w:rPr>
-              <w:rFonts w:ascii="Arial" w:hAnsi="Arial"/>
-              <w:b/>
-              <w:sz w:val="22"/>
-            </w:rPr>
-            <w:t xml:space="preserve">KOD DAN NAMA PROGRAM / </w:t>
-          </w:r>
-          <w:r>
-            <w:rPr>
-              <w:rFonts w:ascii="Arial" w:hAnsi="Arial"/>
-              <w:b/>
-              <w:i/>
-              <w:sz w:val="22"/>
-            </w:rPr>
-            <w:t>PROGRAM'S CODE AND NAME</w:t>
-          </w:r>
-        </w:p>
-      </w:tc>
-      <w:tc>
-        <w:tcPr>
-          <w:tcW w:type="dxa" w:w="2268"/>
-          <w:gridSpan w:val="2"/>
-          <w:tcMar>
-            <w:top w:w="40" w:type="dxa"/>
-            <w:bottom w:w="40" w:type="dxa"/>
-            <w:start w:w="80" w:type="dxa"/>
-            <w:end w:w="80" w:type="dxa"/>
-          </w:tcMar>
-          <w:tcMar>
-            <w:top w:w="40" w:type="dxa"/>
-            <w:bottom w:w="40" w:type="dxa"/>
-            <w:start w:w="80" w:type="dxa"/>
-            <w:end w:w="80" w:type="dxa"/>
-          </w:tcMar>
-        </w:tcPr>
-        <w:p>
-          <w:r/>
-          <w:r>
-            <w:rPr>
-              <w:rFonts w:ascii="Arial" w:hAnsi="Arial"/>
-              <w:b/>
-              <w:i w:val="0"/>
-              <w:sz w:val="22"/>
-            </w:rPr>
-            <w:t>Z-009-1:2015 CORE ABILITIES (untuk program IT-072-3:2012 VIDEO / FILM (EDITING))</w:t>
-          </w:r>
-        </w:p>
-      </w:tc>
-    </w:tr>
-    <w:tr>
-      <w:tc>
-        <w:tcPr>
-          <w:tcW w:type="dxa" w:w="2551"/>
-          <w:tcMar>
-            <w:top w:w="40" w:type="dxa"/>
-            <w:bottom w:w="40" w:type="dxa"/>
-            <w:start w:w="80" w:type="dxa"/>
-            <w:end w:w="80" w:type="dxa"/>
-          </w:tcMar>
-        </w:tcPr>
-        <w:p>
-          <w:r/>
-          <w:r>
-            <w:rPr>
-              <w:rFonts w:ascii="Arial" w:hAnsi="Arial"/>
-              <w:b/>
-              <w:sz w:val="22"/>
-            </w:rPr>
-            <w:t xml:space="preserve">TAHAP / </w:t>
-          </w:r>
-          <w:r>
-            <w:rPr>
-              <w:rFonts w:ascii="Arial" w:hAnsi="Arial"/>
-              <w:b/>
-              <w:i/>
-              <w:sz w:val="22"/>
-            </w:rPr>
-            <w:t>LEVEL</w:t>
-          </w:r>
-        </w:p>
-      </w:tc>
-      <w:tc>
-        <w:tcPr>
-          <w:tcW w:type="dxa" w:w="2268"/>
-          <w:gridSpan w:val="2"/>
-          <w:tcMar>
-            <w:top w:w="40" w:type="dxa"/>
-            <w:bottom w:w="40" w:type="dxa"/>
-            <w:start w:w="80" w:type="dxa"/>
-            <w:end w:w="80" w:type="dxa"/>
-          </w:tcMar>
-          <w:tcMar>
-            <w:top w:w="40" w:type="dxa"/>
-            <w:bottom w:w="40" w:type="dxa"/>
-            <w:start w:w="80" w:type="dxa"/>
-            <w:end w:w="80" w:type="dxa"/>
-          </w:tcMar>
-        </w:tcPr>
-        <w:p>
-          <w:r/>
-          <w:r>
-            <w:rPr>
-              <w:rFonts w:ascii="Arial" w:hAnsi="Arial"/>
-              <w:b/>
-              <w:i w:val="0"/>
-              <w:sz w:val="22"/>
-            </w:rPr>
-            <w:t>1</w:t>
-          </w:r>
-        </w:p>
-      </w:tc>
-    </w:tr>
-    <w:tr>
-      <w:tc>
-        <w:tcPr>
-          <w:tcW w:type="dxa" w:w="2551"/>
-          <w:tcMar>
-            <w:top w:w="40" w:type="dxa"/>
-            <w:bottom w:w="40" w:type="dxa"/>
-            <w:start w:w="80" w:type="dxa"/>
-            <w:end w:w="80" w:type="dxa"/>
-          </w:tcMar>
-        </w:tcPr>
-        <w:p>
-          <w:r/>
-          <w:r>
-            <w:rPr>
-              <w:rFonts w:ascii="Arial" w:hAnsi="Arial"/>
-              <w:b/>
-              <w:sz w:val="22"/>
-            </w:rPr>
-            <w:t xml:space="preserve">NO. DAN TAJUK KEBOLEHAN TERAS / </w:t>
-          </w:r>
-          <w:r>
-            <w:rPr>
-              <w:rFonts w:ascii="Arial" w:hAnsi="Arial"/>
-              <w:b/>
-              <w:i/>
-              <w:sz w:val="22"/>
-            </w:rPr>
-            <w:t>CORE ABILITY NO. AND TITLE</w:t>
-          </w:r>
-        </w:p>
-      </w:tc>
-      <w:tc>
-        <w:tcPr>
-          <w:tcW w:type="dxa" w:w="2268"/>
-          <w:gridSpan w:val="2"/>
-          <w:tcMar>
-            <w:top w:w="40" w:type="dxa"/>
-            <w:bottom w:w="40" w:type="dxa"/>
-            <w:start w:w="80" w:type="dxa"/>
-            <w:end w:w="80" w:type="dxa"/>
-          </w:tcMar>
-          <w:tcMar>
-            <w:top w:w="40" w:type="dxa"/>
-            <w:bottom w:w="40" w:type="dxa"/>
-            <w:start w:w="80" w:type="dxa"/>
-            <w:end w:w="80" w:type="dxa"/>
-          </w:tcMar>
-        </w:tcPr>
-        <w:p>
-          <w:r/>
-          <w:r>
-            <w:rPr>
-              <w:rFonts w:ascii="Arial" w:hAnsi="Arial"/>
-              <w:b/>
-              <w:i w:val="0"/>
-              <w:sz w:val="22"/>
-            </w:rPr>
-            <w:t>CA02 PERSONAL BEHAVIOUR SKILL</w:t>
-          </w:r>
-        </w:p>
-      </w:tc>
-    </w:tr>
-    <w:tr>
-      <w:tc>
-        <w:tcPr>
-          <w:tcW w:type="dxa" w:w="2551"/>
-          <w:tcMar>
-            <w:top w:w="40" w:type="dxa"/>
-            <w:bottom w:w="40" w:type="dxa"/>
-            <w:start w:w="80" w:type="dxa"/>
-            <w:end w:w="80" w:type="dxa"/>
-          </w:tcMar>
-        </w:tcPr>
-        <w:p>
-          <w:r/>
-          <w:r>
-            <w:rPr>
-              <w:rFonts w:ascii="Arial" w:hAnsi="Arial"/>
-              <w:b/>
-              <w:sz w:val="22"/>
-            </w:rPr>
-            <w:t xml:space="preserve">NO. DAN PENYATAAN KEBOLEHAN / </w:t>
-          </w:r>
-          <w:r>
-            <w:rPr>
-              <w:rFonts w:ascii="Arial" w:hAnsi="Arial"/>
-              <w:b/>
-              <w:i/>
-              <w:sz w:val="22"/>
-            </w:rPr>
-            <w:t>ABILITY NO. AND STATEMENT</w:t>
-          </w:r>
-        </w:p>
-      </w:tc>
-      <w:tc>
-        <w:tcPr>
-          <w:tcW w:type="dxa" w:w="2268"/>
-          <w:gridSpan w:val="2"/>
-          <w:tcMar>
-            <w:top w:w="40" w:type="dxa"/>
-            <w:bottom w:w="40" w:type="dxa"/>
-            <w:start w:w="80" w:type="dxa"/>
-            <w:end w:w="80" w:type="dxa"/>
-          </w:tcMar>
-          <w:tcMar>
-            <w:top w:w="40" w:type="dxa"/>
-            <w:bottom w:w="40" w:type="dxa"/>
-            <w:start w:w="80" w:type="dxa"/>
-            <w:end w:w="80" w:type="dxa"/>
-          </w:tcMar>
-        </w:tcPr>
-        <w:p>
-          <w:r/>
-          <w:r>
-            <w:rPr>
-              <w:rFonts w:ascii="Arial" w:hAnsi="Arial"/>
-              <w:b/>
-              <w:i w:val="0"/>
-              <w:sz w:val="22"/>
-            </w:rPr>
-            <w:t>02.01 DEMONSTRATE HONESTY AND INTEGRITY</w:t>
-          </w:r>
-        </w:p>
-      </w:tc>
-    </w:tr>
-    <w:tr>
-      <w:tc>
-        <w:tcPr>
-          <w:tcW w:type="dxa" w:w="2551"/>
-          <w:tcMar>
-            <w:top w:w="40" w:type="dxa"/>
-            <w:bottom w:w="40" w:type="dxa"/>
-            <w:start w:w="80" w:type="dxa"/>
-            <w:end w:w="80" w:type="dxa"/>
-          </w:tcMar>
-        </w:tcPr>
-        <w:p>
-          <w:r/>
-          <w:r>
-            <w:rPr>
-              <w:rFonts w:ascii="Arial" w:hAnsi="Arial"/>
-              <w:b/>
-              <w:sz w:val="22"/>
-            </w:rPr>
-            <w:t xml:space="preserve">NO. KOD / </w:t>
-          </w:r>
-          <w:r>
-            <w:rPr>
-              <w:rFonts w:ascii="Arial" w:hAnsi="Arial"/>
-              <w:b/>
-              <w:i/>
-              <w:sz w:val="22"/>
-            </w:rPr>
-            <w:t>CODE NO.</w:t>
-          </w:r>
-        </w:p>
-      </w:tc>
-      <w:tc>
-        <w:tcPr>
-          <w:tcW w:type="dxa" w:w="4819"/>
-          <w:tcMar>
-            <w:top w:w="40" w:type="dxa"/>
-            <w:bottom w:w="40" w:type="dxa"/>
-            <w:start w:w="80" w:type="dxa"/>
-            <w:end w:w="80" w:type="dxa"/>
-          </w:tcMar>
-        </w:tcPr>
-        <w:p>
-          <w:r/>
-          <w:r>
-            <w:rPr>
-              <w:rFonts w:ascii="Arial" w:hAnsi="Arial"/>
-              <w:b/>
-              <w:i w:val="0"/>
-              <w:sz w:val="22"/>
-            </w:rPr>
-            <w:t>Z-009-1:2015-M02/P(1/3)</w:t>
-          </w:r>
-        </w:p>
-      </w:tc>
-      <w:tc>
-        <w:tcPr>
-          <w:tcW w:type="dxa" w:w="2268"/>
-          <w:tcMar>
-            <w:top w:w="40" w:type="dxa"/>
-            <w:bottom w:w="40" w:type="dxa"/>
-            <w:start w:w="80" w:type="dxa"/>
-            <w:end w:w="80" w:type="dxa"/>
-          </w:tcMar>
-        </w:tcPr>
-        <w:p>
-          <w:r/>
-          <w:r>
-            <w:rPr>
-              <w:rFonts w:ascii="Arial" w:hAnsi="Arial"/>
-              <w:b/>
-              <w:sz w:val="22"/>
-            </w:rPr>
-            <w:t xml:space="preserve">Mukasurat / </w:t>
-          </w:r>
-          <w:r>
-            <w:rPr>
-              <w:rFonts w:ascii="Arial" w:hAnsi="Arial"/>
-              <w:b/>
-              <w:i/>
-              <w:sz w:val="22"/>
-            </w:rPr>
-            <w:t>Page</w:t>
-          </w:r>
-          <w:r>
-            <w:rPr>
-              <w:rFonts w:ascii="Arial" w:hAnsi="Arial"/>
-              <w:b/>
-              <w:sz w:val="22"/>
-            </w:rPr>
-            <w:t xml:space="preserve"> : </w:t>
-          </w:r>
-          <w:r>
-            <w:rPr>
-              <w:rFonts w:ascii="Arial" w:hAnsi="Arial"/>
-              <w:b/>
-              <w:sz w:val="22"/>
-            </w:rPr>
-            <w:fldChar w:fldCharType="begin"/>
-            <w:instrText xml:space="preserve">PAGE</w:instrText>
-            <w:fldChar w:fldCharType="separate"/>
-            <w:t>1</w:t>
-            <w:fldChar w:fldCharType="end"/>
-          </w:r>
-        </w:p>
-        <w:p>
-          <w:r>
-            <w:rPr>
-              <w:rFonts w:ascii="Arial" w:hAnsi="Arial"/>
-              <w:b/>
-              <w:sz w:val="22"/>
-            </w:rPr>
-            <w:t xml:space="preserve">Drpd / </w:t>
-          </w:r>
-          <w:r>
-            <w:rPr>
-              <w:rFonts w:ascii="Arial" w:hAnsi="Arial"/>
-              <w:b/>
-              <w:i/>
-              <w:sz w:val="22"/>
-            </w:rPr>
-            <w:t>of</w:t>
-          </w:r>
-          <w:r>
-            <w:rPr>
-              <w:rFonts w:ascii="Arial" w:hAnsi="Arial"/>
-              <w:b/>
-              <w:sz w:val="22"/>
-            </w:rPr>
-            <w:t xml:space="preserve"> : </w:t>
-          </w:r>
-          <w:r>
-            <w:rPr>
-              <w:rFonts w:ascii="Arial" w:hAnsi="Arial"/>
-              <w:b/>
-              <w:sz w:val="22"/>
-            </w:rPr>
-            <w:fldChar w:fldCharType="begin"/>
-            <w:instrText xml:space="preserve">NUMPAGES</w:instrText>
-            <w:fldChar w:fldCharType="separate"/>
-            <w:t>1</w:t>
-            <w:fldChar w:fldCharType="end"/>
-          </w:r>
-        </w:p>
-      </w:tc>
-    </w:tr>
-    <w:tr>
-      <w:tc>
-        <w:tcPr>
-          <w:tcW w:type="dxa" w:w="2268"/>
-          <w:gridSpan w:val="3"/>
-          <w:tcMar>
-            <w:top w:w="40" w:type="dxa"/>
-            <w:bottom w:w="40" w:type="dxa"/>
-            <w:start w:w="80" w:type="dxa"/>
-            <w:end w:w="80" w:type="dxa"/>
-          </w:tcMar>
-          <w:tcMar>
-            <w:top w:w="40" w:type="dxa"/>
-            <w:bottom w:w="40" w:type="dxa"/>
-            <w:start w:w="80" w:type="dxa"/>
-            <w:end w:w="80" w:type="dxa"/>
-          </w:tcMar>
-          <w:tcMar>
-            <w:top w:w="40" w:type="dxa"/>
-            <w:bottom w:w="40" w:type="dxa"/>
-            <w:start w:w="80" w:type="dxa"/>
-            <w:end w:w="80" w:type="dxa"/>
-          </w:tcMar>
-        </w:tcPr>
-        <w:p>
-          <w:r/>
-        </w:p>
-      </w:tc>
-    </w:tr>
-  </w:tbl>
 </w:hdr>
 </file>
 
